--- a/CMA_Summaries_B3_Ch11.docx
+++ b/CMA_Summaries_B3_Ch11.docx
@@ -3356,6 +3356,142 @@
       </w:tr>
     </w:tbl>
     <w:p/>
+    <w:p>
+      <w:pPr>
+        <w:spacing w:before="44" w:after="10"/>
+      </w:pPr>
+      <w:r>
+        <w:rPr>
+          <w:b/>
+          <w:bCs/>
+          <w:color w:val="353A7C"/>
+          <w:sz w:val="18"/>
+          <w:szCs w:val="18"/>
+        </w:rPr>
+        <w:t xml:space="preserve">The English this section uses, and its Arabic</w:t>
+      </w:r>
+    </w:p>
+    <w:p>
+      <w:pPr>
+        <w:spacing w:before="0" w:after="12"/>
+      </w:pPr>
+      <w:r>
+        <w:rPr>
+          <w:color w:val="6B7280"/>
+          <w:sz w:val="15"/>
+          <w:szCs w:val="15"/>
+        </w:rPr>
+        <w:t xml:space="preserve">Each term sits against what it means.</w:t>
+      </w:r>
+    </w:p>
+    <w:p>
+      <w:pPr>
+        <w:spacing w:after="40" w:before="90"/>
+        <w:jc w:val="center"/>
+      </w:pPr>
+      <w:r>
+        <w:drawing>
+          <wp:inline distT="0" distB="0" distL="0" distR="0">
+            <wp:extent cx="5734050" cy="2504875"/>
+            <wp:effectExtent t="0" r="0" b="0" l="0"/>
+            <wp:docPr id="1" name="" descr="" title=""/>
+            <wp:cNvGraphicFramePr>
+              <a:graphicFrameLocks xmlns:a="http://schemas.openxmlformats.org/drawingml/2006/main" noChangeAspect="1"/>
+            </wp:cNvGraphicFramePr>
+            <a:graphic xmlns:a="http://schemas.openxmlformats.org/drawingml/2006/main">
+              <a:graphicData uri="http://schemas.openxmlformats.org/drawingml/2006/picture">
+                <pic:pic xmlns:pic="http://schemas.openxmlformats.org/drawingml/2006/picture">
+                  <pic:nvPicPr>
+                    <pic:cNvPr id="0" name="" descr=""/>
+                    <pic:cNvPicPr>
+                      <a:picLocks noChangeAspect="1" noChangeArrowheads="1"/>
+                    </pic:cNvPicPr>
+                  </pic:nvPicPr>
+                  <pic:blipFill>
+                    <a:blip r:embed="rId103" cstate="none"/>
+                    <a:srcRect/>
+                    <a:stretch>
+                      <a:fillRect/>
+                    </a:stretch>
+                  </pic:blipFill>
+                  <pic:spPr bwMode="auto">
+                    <a:xfrm>
+                      <a:off x="0" y="0"/>
+                      <a:ext cx="5734050" cy="2504875"/>
+                    </a:xfrm>
+                    <a:prstGeom prst="rect">
+                      <a:avLst/>
+                    </a:prstGeom>
+                  </pic:spPr>
+                </pic:pic>
+              </a:graphicData>
+            </a:graphic>
+          </wp:inline>
+        </w:drawing>
+      </w:r>
+    </w:p>
+    <w:tbl>
+      <w:tblPr>
+        <w:tblW w:type="pct" w:w="100%"/>
+        <w:tblLayout w:type="fixed"/>
+        <w:tblBorders>
+          <w:top w:val="single" w:color="FBFAF6" w:sz="4"/>
+          <w:left w:val="single" w:color="FBFAF6" w:sz="4"/>
+          <w:bottom w:val="single" w:color="FBFAF6" w:sz="4"/>
+          <w:right w:val="single" w:color="FBFAF6" w:sz="4"/>
+          <w:insideH w:val="single" w:color="FBFAF6" w:sz="4"/>
+          <w:insideV w:val="single" w:color="FBFAF6" w:sz="4"/>
+        </w:tblBorders>
+      </w:tblPr>
+      <w:tblGrid>
+        <w:gridCol w:w="9600"/>
+      </w:tblGrid>
+      <w:tr>
+        <w:tc>
+          <w:tcPr>
+            <w:tcW w:type="pct" w:w="5000"/>
+            <w:shd w:fill="FBFAF6" w:val="clear"/>
+            <w:tcMar>
+              <w:top w:type="dxa" w:w="40"/>
+              <w:left w:type="dxa" w:w="100"/>
+              <w:bottom w:type="dxa" w:w="40"/>
+              <w:right w:type="dxa" w:w="100"/>
+            </w:tcMar>
+          </w:tcPr>
+          <w:p>
+            <w:pPr>
+              <w:spacing w:before="18" w:after="6"/>
+            </w:pPr>
+            <w:r>
+              <w:rPr>
+                <w:b/>
+                <w:bCs/>
+                <w:color w:val="6B7280"/>
+                <w:sz w:val="14"/>
+                <w:szCs w:val="14"/>
+              </w:rPr>
+              <w:t xml:space="preserve">word list</w:t>
+            </w:r>
+          </w:p>
+          <w:p>
+            <w:pPr>
+              <w:spacing w:before="0" w:after="18"/>
+            </w:pPr>
+            <w:r>
+              <w:rPr>
+                <w:b/>
+                <w:bCs/>
+                <w:color w:val="353A7C"/>
+                <w:sz w:val="16"/>
+                <w:szCs w:val="16"/>
+              </w:rPr>
+              <w:t xml:space="preserve">unfavorable variance   ·   flexible-budget variance   ·   sales-volume variance</w:t>
+            </w:r>
+          </w:p>
+        </w:tc>
+      </w:tr>
+    </w:tbl>
+    <w:p/>
     <w:tbl>
       <w:tblPr>
         <w:tblW w:type="pct" w:w="100%"/>
@@ -3632,14 +3768,14 @@
                 <w:sz w:val="16"/>
                 <w:szCs w:val="16"/>
               </w:rPr>
-              <w:t xml:space="preserve">8  </w:t>
-            </w:r>
-            <w:r>
-              <w:rPr>
-                <w:sz w:val="16"/>
-                <w:szCs w:val="16"/>
-              </w:rPr>
-              <w:t xml:space="preserve">variable</w:t>
+              <w:t xml:space="preserve">9  </w:t>
+            </w:r>
+            <w:r>
+              <w:rPr>
+                <w:sz w:val="16"/>
+                <w:szCs w:val="16"/>
+              </w:rPr>
+              <w:t xml:space="preserve">different</w:t>
             </w:r>
           </w:p>
         </w:tc>
@@ -3700,14 +3836,14 @@
                 <w:sz w:val="16"/>
                 <w:szCs w:val="16"/>
               </w:rPr>
-              <w:t xml:space="preserve">9  </w:t>
-            </w:r>
-            <w:r>
-              <w:rPr>
-                <w:sz w:val="16"/>
-                <w:szCs w:val="16"/>
-              </w:rPr>
-              <w:t xml:space="preserve">different</w:t>
+              <w:t xml:space="preserve">10  </w:t>
+            </w:r>
+            <w:r>
+              <w:rPr>
+                <w:sz w:val="16"/>
+                <w:szCs w:val="16"/>
+              </w:rPr>
+              <w:t xml:space="preserve">therefore</w:t>
             </w:r>
           </w:p>
         </w:tc>
@@ -3768,14 +3904,14 @@
                 <w:sz w:val="16"/>
                 <w:szCs w:val="16"/>
               </w:rPr>
-              <w:t xml:space="preserve">10  </w:t>
-            </w:r>
-            <w:r>
-              <w:rPr>
-                <w:sz w:val="16"/>
-                <w:szCs w:val="16"/>
-              </w:rPr>
-              <w:t xml:space="preserve">therefore</w:t>
+              <w:t xml:space="preserve">11  </w:t>
+            </w:r>
+            <w:r>
+              <w:rPr>
+                <w:sz w:val="16"/>
+                <w:szCs w:val="16"/>
+              </w:rPr>
+              <w:t xml:space="preserve">responsible</w:t>
             </w:r>
           </w:p>
         </w:tc>
@@ -3836,14 +3972,14 @@
                 <w:sz w:val="16"/>
                 <w:szCs w:val="16"/>
               </w:rPr>
-              <w:t xml:space="preserve">11  </w:t>
-            </w:r>
-            <w:r>
-              <w:rPr>
-                <w:sz w:val="16"/>
-                <w:szCs w:val="16"/>
-              </w:rPr>
-              <w:t xml:space="preserve">responsible</w:t>
+              <w:t xml:space="preserve">12  </w:t>
+            </w:r>
+            <w:r>
+              <w:rPr>
+                <w:sz w:val="16"/>
+                <w:szCs w:val="16"/>
+              </w:rPr>
+              <w:t xml:space="preserve">Mixes volume with prices and efficiency</w:t>
             </w:r>
           </w:p>
         </w:tc>
@@ -3904,14 +4040,14 @@
                 <w:sz w:val="16"/>
                 <w:szCs w:val="16"/>
               </w:rPr>
-              <w:t xml:space="preserve">12  </w:t>
-            </w:r>
-            <w:r>
-              <w:rPr>
-                <w:sz w:val="16"/>
-                <w:szCs w:val="16"/>
-              </w:rPr>
-              <w:t xml:space="preserve">Mixes volume with prices and efficiency</w:t>
+              <w:t xml:space="preserve">13  </w:t>
+            </w:r>
+            <w:r>
+              <w:rPr>
+                <w:sz w:val="16"/>
+                <w:szCs w:val="16"/>
+              </w:rPr>
+              <w:t xml:space="preserve">shortfall</w:t>
             </w:r>
           </w:p>
         </w:tc>
@@ -3972,14 +4108,14 @@
                 <w:sz w:val="16"/>
                 <w:szCs w:val="16"/>
               </w:rPr>
-              <w:t xml:space="preserve">13  </w:t>
-            </w:r>
-            <w:r>
-              <w:rPr>
-                <w:sz w:val="16"/>
-                <w:szCs w:val="16"/>
-              </w:rPr>
-              <w:t xml:space="preserve">shortfall</w:t>
+              <w:t xml:space="preserve">14  </w:t>
+            </w:r>
+            <w:r>
+              <w:rPr>
+                <w:sz w:val="16"/>
+                <w:szCs w:val="16"/>
+              </w:rPr>
+              <w:t xml:space="preserve">flexible-budget variance</w:t>
             </w:r>
           </w:p>
         </w:tc>
@@ -4015,6 +4151,74 @@
                 <w:szCs w:val="16"/>
               </w:rPr>
               <w:t xml:space="preserve">planned</w:t>
+            </w:r>
+          </w:p>
+        </w:tc>
+        <w:tc>
+          <w:tcPr>
+            <w:tcW w:type="pct" w:w="2500"/>
+            <w:tcMar>
+              <w:top w:type="dxa" w:w="20"/>
+              <w:left w:type="dxa" w:w="80"/>
+              <w:bottom w:type="dxa" w:w="20"/>
+              <w:right w:type="dxa" w:w="80"/>
+            </w:tcMar>
+          </w:tcPr>
+          <w:p>
+            <w:pPr>
+              <w:spacing w:before="12" w:after="12"/>
+            </w:pPr>
+            <w:r>
+              <w:rPr>
+                <w:b/>
+                <w:bCs/>
+                <w:color w:val="8186EF"/>
+                <w:sz w:val="16"/>
+                <w:szCs w:val="16"/>
+              </w:rPr>
+              <w:t xml:space="preserve">15  </w:t>
+            </w:r>
+            <w:r>
+              <w:rPr>
+                <w:sz w:val="16"/>
+                <w:szCs w:val="16"/>
+              </w:rPr>
+              <w:t xml:space="preserve">sales-volume variance</w:t>
+            </w:r>
+          </w:p>
+        </w:tc>
+      </w:tr>
+      <w:tr>
+        <w:tc>
+          <w:tcPr>
+            <w:tcW w:type="pct" w:w="2500"/>
+            <w:tcMar>
+              <w:top w:type="dxa" w:w="20"/>
+              <w:left w:type="dxa" w:w="80"/>
+              <w:bottom w:type="dxa" w:w="20"/>
+              <w:right w:type="dxa" w:w="80"/>
+            </w:tcMar>
+          </w:tcPr>
+          <w:p>
+            <w:pPr>
+              <w:spacing w:before="12" w:after="12"/>
+            </w:pPr>
+            <w:r>
+              <w:rPr>
+                <w:b/>
+                <w:bCs/>
+                <w:color w:val="8186EF"/>
+                <w:sz w:val="16"/>
+                <w:szCs w:val="16"/>
+              </w:rPr>
+              <w:t xml:space="preserve">8  </w:t>
+            </w:r>
+            <w:r>
+              <w:rPr>
+                <w:sz w:val="16"/>
+                <w:szCs w:val="16"/>
+              </w:rPr>
+              <w:t xml:space="preserve">variable</w:t>
             </w:r>
           </w:p>
         </w:tc>
@@ -4660,7 +4864,7 @@
                     </pic:cNvPicPr>
                   </pic:nvPicPr>
                   <pic:blipFill>
-                    <a:blip r:embed="rId103" cstate="none"/>
+                    <a:blip r:embed="rId104" cstate="none"/>
                     <a:srcRect/>
                     <a:stretch>
                       <a:fillRect/>
@@ -6862,7 +7066,7 @@
                     </pic:cNvPicPr>
                   </pic:nvPicPr>
                   <pic:blipFill>
-                    <a:blip r:embed="rId104" cstate="none"/>
+                    <a:blip r:embed="rId105" cstate="none"/>
                     <a:srcRect/>
                     <a:stretch>
                       <a:fillRect/>
@@ -7188,6 +7392,154 @@
                 <w:szCs w:val="16"/>
               </w:rPr>
               <w:t xml:space="preserve">contribution   ·   selling   ·   sales-volume   ·   common</w:t>
+            </w:r>
+          </w:p>
+        </w:tc>
+      </w:tr>
+    </w:tbl>
+    <w:p/>
+    <w:p>
+      <w:pPr>
+        <w:pageBreakBefore w:val="true"/>
+        <w:spacing w:after="0"/>
+      </w:pPr>
+      <w:r>
+        <w:rPr>
+          <w:sz w:val="2"/>
+        </w:rPr>
+        <w:t xml:space="preserve"> </w:t>
+      </w:r>
+    </w:p>
+    <w:p>
+      <w:pPr>
+        <w:spacing w:before="44" w:after="10"/>
+      </w:pPr>
+      <w:r>
+        <w:rPr>
+          <w:b/>
+          <w:bCs/>
+          <w:color w:val="353A7C"/>
+          <w:sz w:val="18"/>
+          <w:szCs w:val="18"/>
+        </w:rPr>
+        <w:t xml:space="preserve">The English this section uses, and its Arabic</w:t>
+      </w:r>
+    </w:p>
+    <w:p>
+      <w:pPr>
+        <w:spacing w:before="0" w:after="12"/>
+      </w:pPr>
+      <w:r>
+        <w:rPr>
+          <w:color w:val="6B7280"/>
+          <w:sz w:val="15"/>
+          <w:szCs w:val="15"/>
+        </w:rPr>
+        <w:t xml:space="preserve">Each term sits against what it means.</w:t>
+      </w:r>
+    </w:p>
+    <w:p>
+      <w:pPr>
+        <w:spacing w:after="40" w:before="90"/>
+        <w:jc w:val="center"/>
+      </w:pPr>
+      <w:r>
+        <w:drawing>
+          <wp:inline distT="0" distB="0" distL="0" distR="0">
+            <wp:extent cx="5734050" cy="2218175"/>
+            <wp:effectExtent t="0" r="0" b="0" l="0"/>
+            <wp:docPr id="1" name="" descr="" title=""/>
+            <wp:cNvGraphicFramePr>
+              <a:graphicFrameLocks xmlns:a="http://schemas.openxmlformats.org/drawingml/2006/main" noChangeAspect="1"/>
+            </wp:cNvGraphicFramePr>
+            <a:graphic xmlns:a="http://schemas.openxmlformats.org/drawingml/2006/main">
+              <a:graphicData uri="http://schemas.openxmlformats.org/drawingml/2006/picture">
+                <pic:pic xmlns:pic="http://schemas.openxmlformats.org/drawingml/2006/picture">
+                  <pic:nvPicPr>
+                    <pic:cNvPr id="0" name="" descr=""/>
+                    <pic:cNvPicPr>
+                      <a:picLocks noChangeAspect="1" noChangeArrowheads="1"/>
+                    </pic:cNvPicPr>
+                  </pic:nvPicPr>
+                  <pic:blipFill>
+                    <a:blip r:embed="rId106" cstate="none"/>
+                    <a:srcRect/>
+                    <a:stretch>
+                      <a:fillRect/>
+                    </a:stretch>
+                  </pic:blipFill>
+                  <pic:spPr bwMode="auto">
+                    <a:xfrm>
+                      <a:off x="0" y="0"/>
+                      <a:ext cx="5734050" cy="2218175"/>
+                    </a:xfrm>
+                    <a:prstGeom prst="rect">
+                      <a:avLst/>
+                    </a:prstGeom>
+                  </pic:spPr>
+                </pic:pic>
+              </a:graphicData>
+            </a:graphic>
+          </wp:inline>
+        </w:drawing>
+      </w:r>
+    </w:p>
+    <w:tbl>
+      <w:tblPr>
+        <w:tblW w:type="pct" w:w="100%"/>
+        <w:tblLayout w:type="fixed"/>
+        <w:tblBorders>
+          <w:top w:val="single" w:color="FBFAF6" w:sz="4"/>
+          <w:left w:val="single" w:color="FBFAF6" w:sz="4"/>
+          <w:bottom w:val="single" w:color="FBFAF6" w:sz="4"/>
+          <w:right w:val="single" w:color="FBFAF6" w:sz="4"/>
+          <w:insideH w:val="single" w:color="FBFAF6" w:sz="4"/>
+          <w:insideV w:val="single" w:color="FBFAF6" w:sz="4"/>
+        </w:tblBorders>
+      </w:tblPr>
+      <w:tblGrid>
+        <w:gridCol w:w="9600"/>
+      </w:tblGrid>
+      <w:tr>
+        <w:tc>
+          <w:tcPr>
+            <w:tcW w:type="pct" w:w="5000"/>
+            <w:shd w:fill="FBFAF6" w:val="clear"/>
+            <w:tcMar>
+              <w:top w:type="dxa" w:w="40"/>
+              <w:left w:type="dxa" w:w="100"/>
+              <w:bottom w:type="dxa" w:w="40"/>
+              <w:right w:type="dxa" w:w="100"/>
+            </w:tcMar>
+          </w:tcPr>
+          <w:p>
+            <w:pPr>
+              <w:spacing w:before="18" w:after="6"/>
+            </w:pPr>
+            <w:r>
+              <w:rPr>
+                <w:b/>
+                <w:bCs/>
+                <w:color w:val="6B7280"/>
+                <w:sz w:val="14"/>
+                <w:szCs w:val="14"/>
+              </w:rPr>
+              <w:t xml:space="preserve">word list</w:t>
+            </w:r>
+          </w:p>
+          <w:p>
+            <w:pPr>
+              <w:spacing w:before="0" w:after="18"/>
+            </w:pPr>
+            <w:r>
+              <w:rPr>
+                <w:b/>
+                <w:bCs/>
+                <w:color w:val="353A7C"/>
+                <w:sz w:val="16"/>
+                <w:szCs w:val="16"/>
+              </w:rPr>
+              <w:t xml:space="preserve">unfavorable variance   ·   sales-price variance   ·   flexible-budget variance</w:t>
             </w:r>
           </w:p>
         </w:tc>
@@ -7522,14 +7874,14 @@
                 <w:sz w:val="16"/>
                 <w:szCs w:val="16"/>
               </w:rPr>
-              <w:t xml:space="preserve">12  </w:t>
-            </w:r>
-            <w:r>
-              <w:rPr>
-                <w:sz w:val="16"/>
-                <w:szCs w:val="16"/>
-              </w:rPr>
-              <w:t xml:space="preserve">8,000 U</w:t>
+              <w:t xml:space="preserve">13  </w:t>
+            </w:r>
+            <w:r>
+              <w:rPr>
+                <w:sz w:val="16"/>
+                <w:szCs w:val="16"/>
+              </w:rPr>
+              <w:t xml:space="preserve">7,232 F</w:t>
             </w:r>
           </w:p>
         </w:tc>
@@ -7590,14 +7942,14 @@
                 <w:sz w:val="16"/>
                 <w:szCs w:val="16"/>
               </w:rPr>
-              <w:t xml:space="preserve">13  </w:t>
-            </w:r>
-            <w:r>
-              <w:rPr>
-                <w:sz w:val="16"/>
-                <w:szCs w:val="16"/>
-              </w:rPr>
-              <w:t xml:space="preserve">7,232 F</w:t>
+              <w:t xml:space="preserve">14  </w:t>
+            </w:r>
+            <w:r>
+              <w:rPr>
+                <w:sz w:val="16"/>
+                <w:szCs w:val="16"/>
+              </w:rPr>
+              <w:t xml:space="preserve">17,368 U</w:t>
             </w:r>
           </w:p>
         </w:tc>
@@ -7658,14 +8010,14 @@
                 <w:sz w:val="16"/>
                 <w:szCs w:val="16"/>
               </w:rPr>
-              <w:t xml:space="preserve">14  </w:t>
-            </w:r>
-            <w:r>
-              <w:rPr>
-                <w:sz w:val="16"/>
-                <w:szCs w:val="16"/>
-              </w:rPr>
-              <w:t xml:space="preserve">17,368 U</w:t>
+              <w:t xml:space="preserve">15  </w:t>
+            </w:r>
+            <w:r>
+              <w:rPr>
+                <w:sz w:val="16"/>
+                <w:szCs w:val="16"/>
+              </w:rPr>
+              <w:t xml:space="preserve">Concentrate</w:t>
             </w:r>
           </w:p>
         </w:tc>
@@ -7726,14 +8078,14 @@
                 <w:sz w:val="16"/>
                 <w:szCs w:val="16"/>
               </w:rPr>
-              <w:t xml:space="preserve">15  </w:t>
-            </w:r>
-            <w:r>
-              <w:rPr>
-                <w:sz w:val="16"/>
-                <w:szCs w:val="16"/>
-              </w:rPr>
-              <w:t xml:space="preserve">Concentrate</w:t>
+              <w:t xml:space="preserve">16  </w:t>
+            </w:r>
+            <w:r>
+              <w:rPr>
+                <w:sz w:val="16"/>
+                <w:szCs w:val="16"/>
+              </w:rPr>
+              <w:t xml:space="preserve">Variable overhead</w:t>
             </w:r>
           </w:p>
         </w:tc>
@@ -7794,14 +8146,14 @@
                 <w:sz w:val="16"/>
                 <w:szCs w:val="16"/>
               </w:rPr>
-              <w:t xml:space="preserve">16  </w:t>
-            </w:r>
-            <w:r>
-              <w:rPr>
-                <w:sz w:val="16"/>
-                <w:szCs w:val="16"/>
-              </w:rPr>
-              <w:t xml:space="preserve">Variable overhead</w:t>
+              <w:t xml:space="preserve">17  </w:t>
+            </w:r>
+            <w:r>
+              <w:rPr>
+                <w:sz w:val="16"/>
+                <w:szCs w:val="16"/>
+              </w:rPr>
+              <w:t xml:space="preserve">Fixed manufacturing</w:t>
             </w:r>
           </w:p>
         </w:tc>
@@ -7862,14 +8214,14 @@
                 <w:sz w:val="16"/>
                 <w:szCs w:val="16"/>
               </w:rPr>
-              <w:t xml:space="preserve">17  </w:t>
-            </w:r>
-            <w:r>
-              <w:rPr>
-                <w:sz w:val="16"/>
-                <w:szCs w:val="16"/>
-              </w:rPr>
-              <w:t xml:space="preserve">Fixed manufacturing</w:t>
+              <w:t xml:space="preserve">18  </w:t>
+            </w:r>
+            <w:r>
+              <w:rPr>
+                <w:sz w:val="16"/>
+                <w:szCs w:val="16"/>
+              </w:rPr>
+              <w:t xml:space="preserve">Fixed selling and administrative</w:t>
             </w:r>
           </w:p>
         </w:tc>
@@ -7930,14 +8282,14 @@
                 <w:sz w:val="16"/>
                 <w:szCs w:val="16"/>
               </w:rPr>
-              <w:t xml:space="preserve">18  </w:t>
-            </w:r>
-            <w:r>
-              <w:rPr>
-                <w:sz w:val="16"/>
-                <w:szCs w:val="16"/>
-              </w:rPr>
-              <w:t xml:space="preserve">Fixed selling and administrative</w:t>
+              <w:t xml:space="preserve">19  </w:t>
+            </w:r>
+            <w:r>
+              <w:rPr>
+                <w:sz w:val="16"/>
+                <w:szCs w:val="16"/>
+              </w:rPr>
+              <w:t xml:space="preserve">selling</w:t>
             </w:r>
           </w:p>
         </w:tc>
@@ -7998,14 +8350,14 @@
                 <w:sz w:val="16"/>
                 <w:szCs w:val="16"/>
               </w:rPr>
-              <w:t xml:space="preserve">19  </w:t>
-            </w:r>
-            <w:r>
-              <w:rPr>
-                <w:sz w:val="16"/>
-                <w:szCs w:val="16"/>
-              </w:rPr>
-              <w:t xml:space="preserve">selling</w:t>
+              <w:t xml:space="preserve">20  </w:t>
+            </w:r>
+            <w:r>
+              <w:rPr>
+                <w:sz w:val="16"/>
+                <w:szCs w:val="16"/>
+              </w:rPr>
+              <w:t xml:space="preserve">common</w:t>
             </w:r>
           </w:p>
         </w:tc>
@@ -8066,14 +8418,14 @@
                 <w:sz w:val="16"/>
                 <w:szCs w:val="16"/>
               </w:rPr>
-              <w:t xml:space="preserve">20  </w:t>
-            </w:r>
-            <w:r>
-              <w:rPr>
-                <w:sz w:val="16"/>
-                <w:szCs w:val="16"/>
-              </w:rPr>
-              <w:t xml:space="preserve">common</w:t>
+              <w:t xml:space="preserve">21  </w:t>
+            </w:r>
+            <w:r>
+              <w:rPr>
+                <w:sz w:val="16"/>
+                <w:szCs w:val="16"/>
+              </w:rPr>
+              <w:t xml:space="preserve">contribution</w:t>
             </w:r>
           </w:p>
         </w:tc>
@@ -8134,14 +8486,14 @@
                 <w:sz w:val="16"/>
                 <w:szCs w:val="16"/>
               </w:rPr>
-              <w:t xml:space="preserve">21  </w:t>
-            </w:r>
-            <w:r>
-              <w:rPr>
-                <w:sz w:val="16"/>
-                <w:szCs w:val="16"/>
-              </w:rPr>
-              <w:t xml:space="preserve">contribution</w:t>
+              <w:t xml:space="preserve">22  </w:t>
+            </w:r>
+            <w:r>
+              <w:rPr>
+                <w:sz w:val="16"/>
+                <w:szCs w:val="16"/>
+              </w:rPr>
+              <w:t xml:space="preserve">flexible-budget variance</w:t>
             </w:r>
           </w:p>
         </w:tc>
@@ -8177,6 +8529,74 @@
                 <w:szCs w:val="16"/>
               </w:rPr>
               <w:t xml:space="preserve">13,568 U</w:t>
+            </w:r>
+          </w:p>
+        </w:tc>
+        <w:tc>
+          <w:tcPr>
+            <w:tcW w:type="pct" w:w="2500"/>
+            <w:tcMar>
+              <w:top w:type="dxa" w:w="20"/>
+              <w:left w:type="dxa" w:w="80"/>
+              <w:bottom w:type="dxa" w:w="20"/>
+              <w:right w:type="dxa" w:w="80"/>
+            </w:tcMar>
+          </w:tcPr>
+          <w:p>
+            <w:pPr>
+              <w:spacing w:before="12" w:after="12"/>
+            </w:pPr>
+            <w:r>
+              <w:rPr>
+                <w:b/>
+                <w:bCs/>
+                <w:color w:val="8186EF"/>
+                <w:sz w:val="16"/>
+                <w:szCs w:val="16"/>
+              </w:rPr>
+              <w:t xml:space="preserve">23  </w:t>
+            </w:r>
+            <w:r>
+              <w:rPr>
+                <w:sz w:val="16"/>
+                <w:szCs w:val="16"/>
+              </w:rPr>
+              <w:t xml:space="preserve">sales-price variance</w:t>
+            </w:r>
+          </w:p>
+        </w:tc>
+      </w:tr>
+      <w:tr>
+        <w:tc>
+          <w:tcPr>
+            <w:tcW w:type="pct" w:w="2500"/>
+            <w:tcMar>
+              <w:top w:type="dxa" w:w="20"/>
+              <w:left w:type="dxa" w:w="80"/>
+              <w:bottom w:type="dxa" w:w="20"/>
+              <w:right w:type="dxa" w:w="80"/>
+            </w:tcMar>
+          </w:tcPr>
+          <w:p>
+            <w:pPr>
+              <w:spacing w:before="12" w:after="12"/>
+            </w:pPr>
+            <w:r>
+              <w:rPr>
+                <w:b/>
+                <w:bCs/>
+                <w:color w:val="8186EF"/>
+                <w:sz w:val="16"/>
+                <w:szCs w:val="16"/>
+              </w:rPr>
+              <w:t xml:space="preserve">12  </w:t>
+            </w:r>
+            <w:r>
+              <w:rPr>
+                <w:sz w:val="16"/>
+                <w:szCs w:val="16"/>
+              </w:rPr>
+              <w:t xml:space="preserve">8,000 U</w:t>
             </w:r>
           </w:p>
         </w:tc>
@@ -9440,6 +9860,154 @@
       </w:tr>
     </w:tbl>
     <w:p/>
+    <w:p>
+      <w:pPr>
+        <w:spacing w:before="44" w:after="10"/>
+      </w:pPr>
+      <w:r>
+        <w:rPr>
+          <w:b/>
+          <w:bCs/>
+          <w:color w:val="353A7C"/>
+          <w:sz w:val="18"/>
+          <w:szCs w:val="18"/>
+        </w:rPr>
+        <w:t xml:space="preserve">The English this section uses, and its Arabic</w:t>
+      </w:r>
+    </w:p>
+    <w:p>
+      <w:pPr>
+        <w:spacing w:before="0" w:after="12"/>
+      </w:pPr>
+      <w:r>
+        <w:rPr>
+          <w:color w:val="6B7280"/>
+          <w:sz w:val="15"/>
+          <w:szCs w:val="15"/>
+        </w:rPr>
+        <w:t xml:space="preserve">Each term sits against what it means.</w:t>
+      </w:r>
+    </w:p>
+    <w:p>
+      <w:pPr>
+        <w:spacing w:after="40" w:before="90"/>
+        <w:jc w:val="center"/>
+      </w:pPr>
+      <w:r>
+        <w:drawing>
+          <wp:inline distT="0" distB="0" distL="0" distR="0">
+            <wp:extent cx="5734050" cy="2504875"/>
+            <wp:effectExtent t="0" r="0" b="0" l="0"/>
+            <wp:docPr id="1" name="" descr="" title=""/>
+            <wp:cNvGraphicFramePr>
+              <a:graphicFrameLocks xmlns:a="http://schemas.openxmlformats.org/drawingml/2006/main" noChangeAspect="1"/>
+            </wp:cNvGraphicFramePr>
+            <a:graphic xmlns:a="http://schemas.openxmlformats.org/drawingml/2006/main">
+              <a:graphicData uri="http://schemas.openxmlformats.org/drawingml/2006/picture">
+                <pic:pic xmlns:pic="http://schemas.openxmlformats.org/drawingml/2006/picture">
+                  <pic:nvPicPr>
+                    <pic:cNvPr id="0" name="" descr=""/>
+                    <pic:cNvPicPr>
+                      <a:picLocks noChangeAspect="1" noChangeArrowheads="1"/>
+                    </pic:cNvPicPr>
+                  </pic:nvPicPr>
+                  <pic:blipFill>
+                    <a:blip r:embed="rId107" cstate="none"/>
+                    <a:srcRect/>
+                    <a:stretch>
+                      <a:fillRect/>
+                    </a:stretch>
+                  </pic:blipFill>
+                  <pic:spPr bwMode="auto">
+                    <a:xfrm>
+                      <a:off x="0" y="0"/>
+                      <a:ext cx="5734050" cy="2504875"/>
+                    </a:xfrm>
+                    <a:prstGeom prst="rect">
+                      <a:avLst/>
+                    </a:prstGeom>
+                  </pic:spPr>
+                </pic:pic>
+              </a:graphicData>
+            </a:graphic>
+          </wp:inline>
+        </w:drawing>
+      </w:r>
+    </w:p>
+    <w:tbl>
+      <w:tblPr>
+        <w:tblW w:type="pct" w:w="100%"/>
+        <w:tblLayout w:type="fixed"/>
+        <w:tblBorders>
+          <w:top w:val="single" w:color="FBFAF6" w:sz="4"/>
+          <w:left w:val="single" w:color="FBFAF6" w:sz="4"/>
+          <w:bottom w:val="single" w:color="FBFAF6" w:sz="4"/>
+          <w:right w:val="single" w:color="FBFAF6" w:sz="4"/>
+          <w:insideH w:val="single" w:color="FBFAF6" w:sz="4"/>
+          <w:insideV w:val="single" w:color="FBFAF6" w:sz="4"/>
+        </w:tblBorders>
+      </w:tblPr>
+      <w:tblGrid>
+        <w:gridCol w:w="9600"/>
+      </w:tblGrid>
+      <w:tr>
+        <w:tc>
+          <w:tcPr>
+            <w:tcW w:type="pct" w:w="5000"/>
+            <w:shd w:fill="FBFAF6" w:val="clear"/>
+            <w:tcMar>
+              <w:top w:type="dxa" w:w="40"/>
+              <w:left w:type="dxa" w:w="100"/>
+              <w:bottom w:type="dxa" w:w="40"/>
+              <w:right w:type="dxa" w:w="100"/>
+            </w:tcMar>
+          </w:tcPr>
+          <w:p>
+            <w:pPr>
+              <w:spacing w:before="18" w:after="6"/>
+            </w:pPr>
+            <w:r>
+              <w:rPr>
+                <w:b/>
+                <w:bCs/>
+                <w:color w:val="6B7280"/>
+                <w:sz w:val="14"/>
+                <w:szCs w:val="14"/>
+              </w:rPr>
+              <w:t xml:space="preserve">word list</w:t>
+            </w:r>
+          </w:p>
+          <w:p>
+            <w:pPr>
+              <w:spacing w:before="0" w:after="18"/>
+            </w:pPr>
+            <w:r>
+              <w:rPr>
+                <w:b/>
+                <w:bCs/>
+                <w:color w:val="353A7C"/>
+                <w:sz w:val="16"/>
+                <w:szCs w:val="16"/>
+              </w:rPr>
+              <w:t xml:space="preserve">favorable variance   ·   master-budget (static-budget) variance   ·   sales-volume variance</w:t>
+            </w:r>
+          </w:p>
+        </w:tc>
+      </w:tr>
+    </w:tbl>
+    <w:p/>
+    <w:p>
+      <w:pPr>
+        <w:pageBreakBefore w:val="true"/>
+        <w:spacing w:after="0"/>
+      </w:pPr>
+      <w:r>
+        <w:rPr>
+          <w:sz w:val="2"/>
+        </w:rPr>
+        <w:t xml:space="preserve"> </w:t>
+      </w:r>
+    </w:p>
     <w:tbl>
       <w:tblPr>
         <w:tblW w:type="pct" w:w="100%"/>
@@ -9818,14 +10386,14 @@
                 <w:sz w:val="16"/>
                 <w:szCs w:val="16"/>
               </w:rPr>
-              <w:t xml:space="preserve">7  </w:t>
-            </w:r>
-            <w:r>
-              <w:rPr>
-                <w:sz w:val="16"/>
-                <w:szCs w:val="16"/>
-              </w:rPr>
-              <w:t xml:space="preserve">concentrate</w:t>
+              <w:t xml:space="preserve">8  </w:t>
+            </w:r>
+            <w:r>
+              <w:rPr>
+                <w:sz w:val="16"/>
+                <w:szCs w:val="16"/>
+              </w:rPr>
+              <w:t xml:space="preserve">efficiency</w:t>
             </w:r>
           </w:p>
         </w:tc>
@@ -9886,14 +10454,14 @@
                 <w:sz w:val="16"/>
                 <w:szCs w:val="16"/>
               </w:rPr>
-              <w:t xml:space="preserve">8  </w:t>
-            </w:r>
-            <w:r>
-              <w:rPr>
-                <w:sz w:val="16"/>
-                <w:szCs w:val="16"/>
-              </w:rPr>
-              <w:t xml:space="preserve">efficiency</w:t>
+              <w:t xml:space="preserve">9  </w:t>
+            </w:r>
+            <w:r>
+              <w:rPr>
+                <w:sz w:val="16"/>
+                <w:szCs w:val="16"/>
+              </w:rPr>
+              <w:t xml:space="preserve">changeover</w:t>
             </w:r>
           </w:p>
         </w:tc>
@@ -9954,14 +10522,14 @@
                 <w:sz w:val="16"/>
                 <w:szCs w:val="16"/>
               </w:rPr>
-              <w:t xml:space="preserve">9  </w:t>
-            </w:r>
-            <w:r>
-              <w:rPr>
-                <w:sz w:val="16"/>
-                <w:szCs w:val="16"/>
-              </w:rPr>
-              <w:t xml:space="preserve">changeover</w:t>
+              <w:t xml:space="preserve">10  </w:t>
+            </w:r>
+            <w:r>
+              <w:rPr>
+                <w:sz w:val="16"/>
+                <w:szCs w:val="16"/>
+              </w:rPr>
+              <w:t xml:space="preserve">variances</w:t>
             </w:r>
           </w:p>
         </w:tc>
@@ -10022,14 +10590,14 @@
                 <w:sz w:val="16"/>
                 <w:szCs w:val="16"/>
               </w:rPr>
-              <w:t xml:space="preserve">10  </w:t>
-            </w:r>
-            <w:r>
-              <w:rPr>
-                <w:sz w:val="16"/>
-                <w:szCs w:val="16"/>
-              </w:rPr>
-              <w:t xml:space="preserve">variances</w:t>
+              <w:t xml:space="preserve">11  </w:t>
+            </w:r>
+            <w:r>
+              <w:rPr>
+                <w:sz w:val="16"/>
+                <w:szCs w:val="16"/>
+              </w:rPr>
+              <w:t xml:space="preserve">materials</w:t>
             </w:r>
           </w:p>
         </w:tc>
@@ -10090,14 +10658,14 @@
                 <w:sz w:val="16"/>
                 <w:szCs w:val="16"/>
               </w:rPr>
-              <w:t xml:space="preserve">11  </w:t>
-            </w:r>
-            <w:r>
-              <w:rPr>
-                <w:sz w:val="16"/>
-                <w:szCs w:val="16"/>
-              </w:rPr>
-              <w:t xml:space="preserve">materials</w:t>
+              <w:t xml:space="preserve">12  </w:t>
+            </w:r>
+            <w:r>
+              <w:rPr>
+                <w:sz w:val="16"/>
+                <w:szCs w:val="16"/>
+              </w:rPr>
+              <w:t xml:space="preserve">question</w:t>
             </w:r>
           </w:p>
         </w:tc>
@@ -10158,14 +10726,82 @@
                 <w:sz w:val="16"/>
                 <w:szCs w:val="16"/>
               </w:rPr>
-              <w:t xml:space="preserve">12  </w:t>
-            </w:r>
-            <w:r>
-              <w:rPr>
-                <w:sz w:val="16"/>
-                <w:szCs w:val="16"/>
-              </w:rPr>
-              <w:t xml:space="preserve">question</w:t>
+              <w:t xml:space="preserve">13  </w:t>
+            </w:r>
+            <w:r>
+              <w:rPr>
+                <w:sz w:val="16"/>
+                <w:szCs w:val="16"/>
+              </w:rPr>
+              <w:t xml:space="preserve">sales-volume variance</w:t>
+            </w:r>
+          </w:p>
+        </w:tc>
+      </w:tr>
+      <w:tr>
+        <w:tc>
+          <w:tcPr>
+            <w:tcW w:type="pct" w:w="2500"/>
+            <w:tcMar>
+              <w:top w:type="dxa" w:w="20"/>
+              <w:left w:type="dxa" w:w="80"/>
+              <w:bottom w:type="dxa" w:w="20"/>
+              <w:right w:type="dxa" w:w="80"/>
+            </w:tcMar>
+          </w:tcPr>
+          <w:p>
+            <w:pPr>
+              <w:spacing w:before="12" w:after="12"/>
+            </w:pPr>
+            <w:r>
+              <w:rPr>
+                <w:b/>
+                <w:bCs/>
+                <w:color w:val="8186EF"/>
+                <w:sz w:val="16"/>
+                <w:szCs w:val="16"/>
+              </w:rPr>
+              <w:t xml:space="preserve">7  </w:t>
+            </w:r>
+            <w:r>
+              <w:rPr>
+                <w:sz w:val="16"/>
+                <w:szCs w:val="16"/>
+              </w:rPr>
+              <w:t xml:space="preserve">concentrate</w:t>
+            </w:r>
+          </w:p>
+        </w:tc>
+        <w:tc>
+          <w:tcPr>
+            <w:tcW w:type="pct" w:w="2500"/>
+            <w:tcMar>
+              <w:top w:type="dxa" w:w="20"/>
+              <w:left w:type="dxa" w:w="80"/>
+              <w:bottom w:type="dxa" w:w="20"/>
+              <w:right w:type="dxa" w:w="80"/>
+            </w:tcMar>
+          </w:tcPr>
+          <w:p>
+            <w:pPr>
+              <w:spacing w:before="12" w:after="12"/>
+            </w:pPr>
+            <w:r>
+              <w:rPr>
+                <w:b/>
+                <w:bCs/>
+                <w:color w:val="8186EF"/>
+                <w:sz w:val="16"/>
+                <w:szCs w:val="16"/>
+              </w:rPr>
+              <w:t xml:space="preserve">14  </w:t>
+            </w:r>
+            <w:r>
+              <w:rPr>
+                <w:sz w:val="16"/>
+                <w:szCs w:val="16"/>
+              </w:rPr>
+              <w:t xml:space="preserve">master-budget (static-budget) variance</w:t>
             </w:r>
           </w:p>
         </w:tc>
@@ -11319,7 +11955,7 @@
                     </pic:cNvPicPr>
                   </pic:nvPicPr>
                   <pic:blipFill>
-                    <a:blip r:embed="rId105" cstate="none"/>
+                    <a:blip r:embed="rId108" cstate="none"/>
                     <a:srcRect/>
                     <a:stretch>
                       <a:fillRect/>
@@ -13029,7 +13665,7 @@
       <w:r>
         <w:drawing>
           <wp:inline distT="0" distB="0" distL="0" distR="0">
-            <wp:extent cx="5734050" cy="2421875"/>
+            <wp:extent cx="5734050" cy="1931475"/>
             <wp:effectExtent t="0" r="0" b="0" l="0"/>
             <wp:docPr id="1" name="" descr="" title=""/>
             <wp:cNvGraphicFramePr>
@@ -13045,7 +13681,7 @@
                     </pic:cNvPicPr>
                   </pic:nvPicPr>
                   <pic:blipFill>
-                    <a:blip r:embed="rId106" cstate="none"/>
+                    <a:blip r:embed="rId109" cstate="none"/>
                     <a:srcRect/>
                     <a:stretch>
                       <a:fillRect/>
@@ -13054,7 +13690,7 @@
                   <pic:spPr bwMode="auto">
                     <a:xfrm>
                       <a:off x="0" y="0"/>
-                      <a:ext cx="5734050" cy="2421875"/>
+                      <a:ext cx="5734050" cy="1931475"/>
                     </a:xfrm>
                     <a:prstGeom prst="rect">
                       <a:avLst/>
@@ -13122,7 +13758,7 @@
                 <w:sz w:val="16"/>
                 <w:szCs w:val="16"/>
               </w:rPr>
-              <w:t xml:space="preserve">favorable variance   ·   flexible-budget variance   ·   انحراف ملائم</w:t>
+              <w:t xml:space="preserve">favorable variance   ·   sales-price variance   ·   flexible-budget variance</w:t>
             </w:r>
           </w:p>
         </w:tc>
@@ -14330,7 +14966,7 @@
                 <w:sz w:val="16"/>
                 <w:szCs w:val="16"/>
               </w:rPr>
-              <w:t xml:space="preserve">flexible-budget variance</w:t>
+              <w:t xml:space="preserve">sales-price variance</w:t>
             </w:r>
           </w:p>
         </w:tc>
@@ -15468,7 +16104,7 @@
               <w:sz w:val="16"/>
               <w:szCs w:val="16"/>
             </w:rPr>
-            <w:t xml:space="preserve"> of 2</w:t>
+            <w:t xml:space="preserve"> of 3</w:t>
           </w:r>
         </w:p>
       </w:tc>
@@ -15650,7 +16286,7 @@
               <w:sz w:val="16"/>
               <w:szCs w:val="16"/>
             </w:rPr>
-            <w:t xml:space="preserve"> of 1</w:t>
+            <w:t xml:space="preserve"> of 2</w:t>
           </w:r>
         </w:p>
       </w:tc>

--- a/CMA_Summaries_B3_Ch11.docx
+++ b/CMA_Summaries_B3_Ch11.docx
@@ -2481,7 +2481,7 @@
                 <w:sz w:val="16"/>
                 <w:szCs w:val="16"/>
               </w:rPr>
-              <w:t xml:space="preserve">master-budget   ·   operating   ·   static-budget</w:t>
+              <w:t xml:space="preserve">master-budget   ·   operating   ·   constant</w:t>
             </w:r>
           </w:p>
         </w:tc>
@@ -2704,7 +2704,7 @@
           <w:sz w:val="16"/>
           <w:szCs w:val="16"/>
         </w:rPr>
-        <w:t xml:space="preserve">      gaps 6–11</w:t>
+        <w:t xml:space="preserve">      gaps 6–13</w:t>
       </w:r>
     </w:p>
     <w:p>
@@ -2859,7 +2859,7 @@
           <w:sz w:val="19"/>
           <w:szCs w:val="19"/>
         </w:rPr>
-        <w:t xml:space="preserve">The comparison is </w:t>
+        <w:t xml:space="preserve">It shows the full gap from the plan, which the board wants to know, but it is not a fair </w:t>
       </w:r>
       <w:r>
         <w:rPr>
@@ -2891,7 +2891,7 @@
           <w:sz w:val="19"/>
           <w:szCs w:val="19"/>
         </w:rPr>
-        <w:t xml:space="preserve"> kept for the board and for the sales team, who are </w:t>
+        <w:t xml:space="preserve"> of cost control when volume </w:t>
       </w:r>
       <w:r>
         <w:rPr>
@@ -2902,6 +2902,77 @@
           <w:szCs w:val="15"/>
         </w:rPr>
         <w:t xml:space="preserve"> (11) </w:t>
+      </w:r>
+      <w:r>
+        <w:rPr>
+          <w:u w:val="single"/>
+          <w:sz w:val="19"/>
+          <w:szCs w:val="19"/>
+        </w:rPr>
+        <w:t xml:space="preserve">           </w:t>
+      </w:r>
+      <w:r>
+        <w:rPr>
+          <w:sz w:val="19"/>
+          <w:szCs w:val="19"/>
+        </w:rPr>
+        <w:t xml:space="preserve"> </w:t>
+      </w:r>
+      <w:r>
+        <w:rPr>
+          <w:sz w:val="19"/>
+          <w:szCs w:val="19"/>
+        </w:rPr>
+        <w:t xml:space="preserve">. </w:t>
+      </w:r>
+      <w:r>
+        <w:rPr>
+          <w:sz w:val="19"/>
+          <w:szCs w:val="19"/>
+        </w:rPr>
+        <w:t xml:space="preserve">The comparison is </w:t>
+      </w:r>
+      <w:r>
+        <w:rPr>
+          <w:b/>
+          <w:bCs/>
+          <w:color w:val="8186EF"/>
+          <w:sz w:val="15"/>
+          <w:szCs w:val="15"/>
+        </w:rPr>
+        <w:t xml:space="preserve"> (12) </w:t>
+      </w:r>
+      <w:r>
+        <w:rPr>
+          <w:u w:val="single"/>
+          <w:sz w:val="19"/>
+          <w:szCs w:val="19"/>
+        </w:rPr>
+        <w:t xml:space="preserve">           </w:t>
+      </w:r>
+      <w:r>
+        <w:rPr>
+          <w:sz w:val="19"/>
+          <w:szCs w:val="19"/>
+        </w:rPr>
+        <w:t xml:space="preserve"> </w:t>
+      </w:r>
+      <w:r>
+        <w:rPr>
+          <w:sz w:val="19"/>
+          <w:szCs w:val="19"/>
+        </w:rPr>
+        <w:t xml:space="preserve"> kept for the board and for the sales team, who are </w:t>
+      </w:r>
+      <w:r>
+        <w:rPr>
+          <w:b/>
+          <w:bCs/>
+          <w:color w:val="8186EF"/>
+          <w:sz w:val="15"/>
+          <w:szCs w:val="15"/>
+        </w:rPr>
+        <w:t xml:space="preserve"> (13) </w:t>
       </w:r>
       <w:r>
         <w:rPr>
@@ -2988,7 +3059,7 @@
                 <w:sz w:val="16"/>
                 <w:szCs w:val="16"/>
               </w:rPr>
-              <w:t xml:space="preserve">planned   ·   variable   ·   therefore   ·   different   ·   division   ·   comparison   ·   responsible</w:t>
+              <w:t xml:space="preserve">different   ·   responsible   ·   differs   ·   variable   ·   planned   ·   measure   ·   because   ·   therefore   ·   division</w:t>
             </w:r>
           </w:p>
         </w:tc>
@@ -3157,7 +3228,7 @@
                 <w:sz w:val="14"/>
                 <w:szCs w:val="14"/>
               </w:rPr>
-              <w:t xml:space="preserve">(12)</w:t>
+              <w:t xml:space="preserve">(14)</w:t>
             </w:r>
           </w:p>
         </w:tc>
@@ -3217,7 +3288,7 @@
                 <w:sz w:val="14"/>
                 <w:szCs w:val="14"/>
               </w:rPr>
-              <w:t xml:space="preserve"> (13) </w:t>
+              <w:t xml:space="preserve"> (15) </w:t>
             </w:r>
             <w:r>
               <w:rPr>
@@ -3768,14 +3839,14 @@
                 <w:sz w:val="16"/>
                 <w:szCs w:val="16"/>
               </w:rPr>
-              <w:t xml:space="preserve">9  </w:t>
-            </w:r>
-            <w:r>
-              <w:rPr>
-                <w:sz w:val="16"/>
-                <w:szCs w:val="16"/>
-              </w:rPr>
-              <w:t xml:space="preserve">different</w:t>
+              <w:t xml:space="preserve">10  </w:t>
+            </w:r>
+            <w:r>
+              <w:rPr>
+                <w:sz w:val="16"/>
+                <w:szCs w:val="16"/>
+              </w:rPr>
+              <w:t xml:space="preserve">measure</w:t>
             </w:r>
           </w:p>
         </w:tc>
@@ -3836,14 +3907,14 @@
                 <w:sz w:val="16"/>
                 <w:szCs w:val="16"/>
               </w:rPr>
-              <w:t xml:space="preserve">10  </w:t>
-            </w:r>
-            <w:r>
-              <w:rPr>
-                <w:sz w:val="16"/>
-                <w:szCs w:val="16"/>
-              </w:rPr>
-              <w:t xml:space="preserve">therefore</w:t>
+              <w:t xml:space="preserve">11  </w:t>
+            </w:r>
+            <w:r>
+              <w:rPr>
+                <w:sz w:val="16"/>
+                <w:szCs w:val="16"/>
+              </w:rPr>
+              <w:t xml:space="preserve">differs</w:t>
             </w:r>
           </w:p>
         </w:tc>
@@ -3904,14 +3975,14 @@
                 <w:sz w:val="16"/>
                 <w:szCs w:val="16"/>
               </w:rPr>
-              <w:t xml:space="preserve">11  </w:t>
-            </w:r>
-            <w:r>
-              <w:rPr>
-                <w:sz w:val="16"/>
-                <w:szCs w:val="16"/>
-              </w:rPr>
-              <w:t xml:space="preserve">responsible</w:t>
+              <w:t xml:space="preserve">12  </w:t>
+            </w:r>
+            <w:r>
+              <w:rPr>
+                <w:sz w:val="16"/>
+                <w:szCs w:val="16"/>
+              </w:rPr>
+              <w:t xml:space="preserve">therefore</w:t>
             </w:r>
           </w:p>
         </w:tc>
@@ -3972,14 +4043,14 @@
                 <w:sz w:val="16"/>
                 <w:szCs w:val="16"/>
               </w:rPr>
-              <w:t xml:space="preserve">12  </w:t>
-            </w:r>
-            <w:r>
-              <w:rPr>
-                <w:sz w:val="16"/>
-                <w:szCs w:val="16"/>
-              </w:rPr>
-              <w:t xml:space="preserve">Mixes volume with prices and efficiency</w:t>
+              <w:t xml:space="preserve">13  </w:t>
+            </w:r>
+            <w:r>
+              <w:rPr>
+                <w:sz w:val="16"/>
+                <w:szCs w:val="16"/>
+              </w:rPr>
+              <w:t xml:space="preserve">responsible</w:t>
             </w:r>
           </w:p>
         </w:tc>
@@ -4040,14 +4111,14 @@
                 <w:sz w:val="16"/>
                 <w:szCs w:val="16"/>
               </w:rPr>
-              <w:t xml:space="preserve">13  </w:t>
-            </w:r>
-            <w:r>
-              <w:rPr>
-                <w:sz w:val="16"/>
-                <w:szCs w:val="16"/>
-              </w:rPr>
-              <w:t xml:space="preserve">shortfall</w:t>
+              <w:t xml:space="preserve">14  </w:t>
+            </w:r>
+            <w:r>
+              <w:rPr>
+                <w:sz w:val="16"/>
+                <w:szCs w:val="16"/>
+              </w:rPr>
+              <w:t xml:space="preserve">Mixes volume with prices and efficiency</w:t>
             </w:r>
           </w:p>
         </w:tc>
@@ -4108,14 +4179,14 @@
                 <w:sz w:val="16"/>
                 <w:szCs w:val="16"/>
               </w:rPr>
-              <w:t xml:space="preserve">14  </w:t>
-            </w:r>
-            <w:r>
-              <w:rPr>
-                <w:sz w:val="16"/>
-                <w:szCs w:val="16"/>
-              </w:rPr>
-              <w:t xml:space="preserve">flexible-budget variance</w:t>
+              <w:t xml:space="preserve">15  </w:t>
+            </w:r>
+            <w:r>
+              <w:rPr>
+                <w:sz w:val="16"/>
+                <w:szCs w:val="16"/>
+              </w:rPr>
+              <w:t xml:space="preserve">shortfall</w:t>
             </w:r>
           </w:p>
         </w:tc>
@@ -4176,14 +4247,14 @@
                 <w:sz w:val="16"/>
                 <w:szCs w:val="16"/>
               </w:rPr>
-              <w:t xml:space="preserve">15  </w:t>
-            </w:r>
-            <w:r>
-              <w:rPr>
-                <w:sz w:val="16"/>
-                <w:szCs w:val="16"/>
-              </w:rPr>
-              <w:t xml:space="preserve">sales-volume variance</w:t>
+              <w:t xml:space="preserve">16  </w:t>
+            </w:r>
+            <w:r>
+              <w:rPr>
+                <w:sz w:val="16"/>
+                <w:szCs w:val="16"/>
+              </w:rPr>
+              <w:t xml:space="preserve">flexible-budget variance</w:t>
             </w:r>
           </w:p>
         </w:tc>
@@ -4219,6 +4290,74 @@
                 <w:szCs w:val="16"/>
               </w:rPr>
               <w:t xml:space="preserve">variable</w:t>
+            </w:r>
+          </w:p>
+        </w:tc>
+        <w:tc>
+          <w:tcPr>
+            <w:tcW w:type="pct" w:w="2500"/>
+            <w:tcMar>
+              <w:top w:type="dxa" w:w="20"/>
+              <w:left w:type="dxa" w:w="80"/>
+              <w:bottom w:type="dxa" w:w="20"/>
+              <w:right w:type="dxa" w:w="80"/>
+            </w:tcMar>
+          </w:tcPr>
+          <w:p>
+            <w:pPr>
+              <w:spacing w:before="12" w:after="12"/>
+            </w:pPr>
+            <w:r>
+              <w:rPr>
+                <w:b/>
+                <w:bCs/>
+                <w:color w:val="8186EF"/>
+                <w:sz w:val="16"/>
+                <w:szCs w:val="16"/>
+              </w:rPr>
+              <w:t xml:space="preserve">17  </w:t>
+            </w:r>
+            <w:r>
+              <w:rPr>
+                <w:sz w:val="16"/>
+                <w:szCs w:val="16"/>
+              </w:rPr>
+              <w:t xml:space="preserve">sales-volume variance</w:t>
+            </w:r>
+          </w:p>
+        </w:tc>
+      </w:tr>
+      <w:tr>
+        <w:tc>
+          <w:tcPr>
+            <w:tcW w:type="pct" w:w="2500"/>
+            <w:tcMar>
+              <w:top w:type="dxa" w:w="20"/>
+              <w:left w:type="dxa" w:w="80"/>
+              <w:bottom w:type="dxa" w:w="20"/>
+              <w:right w:type="dxa" w:w="80"/>
+            </w:tcMar>
+          </w:tcPr>
+          <w:p>
+            <w:pPr>
+              <w:spacing w:before="12" w:after="12"/>
+            </w:pPr>
+            <w:r>
+              <w:rPr>
+                <w:b/>
+                <w:bCs/>
+                <w:color w:val="8186EF"/>
+                <w:sz w:val="16"/>
+                <w:szCs w:val="16"/>
+              </w:rPr>
+              <w:t xml:space="preserve">9  </w:t>
+            </w:r>
+            <w:r>
+              <w:rPr>
+                <w:sz w:val="16"/>
+                <w:szCs w:val="16"/>
+              </w:rPr>
+              <w:t xml:space="preserve">different</w:t>
             </w:r>
           </w:p>
         </w:tc>
@@ -4308,7 +4447,7 @@
           <w:sz w:val="15"/>
           <w:szCs w:val="15"/>
         </w:rPr>
-        <w:t xml:space="preserve">The total is not very useful on its own, because the division sold 3,000 fewer cases than planned. Lower volume reduces both revenue and variable costs, so the comparison mixes two different stories. The comparison is therefore kept for the board and for the sales team, who are responsible for volume. The plant manager is judged on the flexible budget of the next section, which holds volume constant.</w:t>
+        <w:t xml:space="preserve">The total is not very useful on its own, because the division sold 3,000 fewer cases than planned. Lower volume reduces both revenue and variable costs, so the comparison mixes two different stories. It shows the full gap from the plan, which the board wants to know, but it is not a fair measure of cost control when volume differs. The comparison is therefore kept for the board and for the sales team, who are responsible for volume. The plant manager is judged on the flexible budget of the next section, which holds volume constant.</w:t>
       </w:r>
     </w:p>
     <w:p>
@@ -6344,7 +6483,7 @@
                 <w:sz w:val="16"/>
                 <w:szCs w:val="16"/>
               </w:rPr>
-              <w:t xml:space="preserve">contribution   ·   Valuing   ·   flexible-budget   ·   actually   ·   different   ·   sales-price   ·   master   ·   unfavorable   ·   sales-volume</w:t>
+              <w:t xml:space="preserve">contribution   ·   selling   ·   flexible-budget   ·   actually   ·   different   ·   sales-price   ·   master   ·   unfavorable   ·   sales-volume</w:t>
             </w:r>
           </w:p>
         </w:tc>
@@ -7002,6 +7141,19 @@
       </w:tr>
     </w:tbl>
     <w:p/>
+    <w:p>
+      <w:pPr>
+        <w:spacing w:before="20" w:after="20" w:line="360" w:lineRule="auto"/>
+        <w:ind w:left="200"/>
+      </w:pPr>
+      <w:r>
+        <w:rPr>
+          <w:sz w:val="19"/>
+          <w:szCs w:val="19"/>
+        </w:rPr>
+        <w:t xml:space="preserve">Concentrate is $13,240 over budget, and the fixed costs are $8,000 over.</w:t>
+      </w:r>
+    </w:p>
     <w:p>
       <w:pPr>
         <w:pageBreakBefore w:val="true"/>
@@ -7143,7 +7295,7 @@
                 <w:sz w:val="16"/>
                 <w:szCs w:val="16"/>
               </w:rPr>
-              <w:t xml:space="preserve">Variable overhead   ·   Fixed manufacturing   ·   Fixed costs   ·   Fixed selling and administrative   ·   Concentrate</w:t>
+              <w:t xml:space="preserve">Fixed selling and administrative   ·   Variable overhead   ·   Fixed costs   ·   Variable costs   ·   Direct labor</w:t>
             </w:r>
           </w:p>
         </w:tc>
@@ -7391,7 +7543,7 @@
                 <w:sz w:val="16"/>
                 <w:szCs w:val="16"/>
               </w:rPr>
-              <w:t xml:space="preserve">contribution   ·   selling   ·   sales-volume   ·   common</w:t>
+              <w:t xml:space="preserve">selling   ·   sales-volume   ·   common   ·   contribution</w:t>
             </w:r>
           </w:p>
         </w:tc>
@@ -8017,7 +8169,7 @@
                 <w:sz w:val="16"/>
                 <w:szCs w:val="16"/>
               </w:rPr>
-              <w:t xml:space="preserve">Concentrate</w:t>
+              <w:t xml:space="preserve">Direct labor</w:t>
             </w:r>
           </w:p>
         </w:tc>
@@ -8153,7 +8305,7 @@
                 <w:sz w:val="16"/>
                 <w:szCs w:val="16"/>
               </w:rPr>
-              <w:t xml:space="preserve">Fixed manufacturing</w:t>
+              <w:t xml:space="preserve">Variable costs</w:t>
             </w:r>
           </w:p>
         </w:tc>

--- a/CMA_Summaries_B3_Ch11.docx
+++ b/CMA_Summaries_B3_Ch11.docx
@@ -244,7 +244,7 @@
           <w:sz w:val="19"/>
           <w:szCs w:val="19"/>
         </w:rPr>
-        <w:t xml:space="preserve">Performance is measured against the </w:t>
+        <w:t xml:space="preserve">Performance is </w:t>
       </w:r>
       <w:r>
         <w:rPr>
@@ -262,7 +262,7 @@
           <w:sz w:val="19"/>
           <w:szCs w:val="19"/>
         </w:rPr>
-        <w:t xml:space="preserve">             </w:t>
+        <w:t xml:space="preserve">           </w:t>
       </w:r>
       <w:r>
         <w:rPr>
@@ -276,7 +276,7 @@
           <w:sz w:val="19"/>
           <w:szCs w:val="19"/>
         </w:rPr>
-        <w:t xml:space="preserve"> goals set in the budget: revenue, manufacturing costs, </w:t>
+        <w:t xml:space="preserve"> against the </w:t>
       </w:r>
       <w:r>
         <w:rPr>
@@ -294,7 +294,7 @@
           <w:sz w:val="19"/>
           <w:szCs w:val="19"/>
         </w:rPr>
-        <w:t xml:space="preserve">                   </w:t>
+        <w:t xml:space="preserve">             </w:t>
       </w:r>
       <w:r>
         <w:rPr>
@@ -308,7 +308,7 @@
           <w:sz w:val="19"/>
           <w:szCs w:val="19"/>
         </w:rPr>
-        <w:t xml:space="preserve"> costs and profit. </w:t>
+        <w:t xml:space="preserve"> goals set in the budget: revenue, manufacturing costs, non-manufacturing costs and profit. </w:t>
       </w:r>
     </w:p>
     <w:tbl>
@@ -366,7 +366,7 @@
                 <w:sz w:val="16"/>
                 <w:szCs w:val="16"/>
               </w:rPr>
-              <w:t xml:space="preserve">describe   ·   operational   ·   non-manufacturing</w:t>
+              <w:t xml:space="preserve">describe   ·   measured   ·   operational</w:t>
             </w:r>
           </w:p>
         </w:tc>
@@ -976,7 +976,7 @@
           <w:sz w:val="19"/>
           <w:szCs w:val="19"/>
         </w:rPr>
-        <w:t xml:space="preserve">It is a favorable variance when it raises </w:t>
+        <w:t xml:space="preserve">It is a favorable variance when it </w:t>
       </w:r>
       <w:r>
         <w:rPr>
@@ -1008,7 +1008,7 @@
           <w:sz w:val="19"/>
           <w:szCs w:val="19"/>
         </w:rPr>
-        <w:t xml:space="preserve"> income above the budget and an </w:t>
+        <w:t xml:space="preserve"> operating income above the budget and an </w:t>
       </w:r>
       <w:r>
         <w:rPr>
@@ -1105,7 +1105,7 @@
                 <w:sz w:val="16"/>
                 <w:szCs w:val="16"/>
               </w:rPr>
-              <w:t xml:space="preserve">difference   ·   Performance   ·   operating   ·   budgeted   ·   unfavorable</w:t>
+              <w:t xml:space="preserve">difference   ·   whether   ·   raises   ·   budgeted   ·   unfavorable</w:t>
             </w:r>
           </w:p>
         </w:tc>
@@ -1243,7 +1243,7 @@
           <w:sz w:val="19"/>
           <w:szCs w:val="19"/>
         </w:rPr>
-        <w:t xml:space="preserve">Always ask what caused the variance before judging </w:t>
+        <w:t xml:space="preserve">Always ask what caused the variance before </w:t>
       </w:r>
       <w:r>
         <w:rPr>
@@ -1261,7 +1261,7 @@
           <w:sz w:val="19"/>
           <w:szCs w:val="19"/>
         </w:rPr>
-        <w:t xml:space="preserve">             </w:t>
+        <w:t xml:space="preserve">           </w:t>
       </w:r>
       <w:r>
         <w:rPr>
@@ -1275,7 +1275,7 @@
           <w:sz w:val="19"/>
           <w:szCs w:val="19"/>
         </w:rPr>
-        <w:t xml:space="preserve">. </w:t>
+        <w:t xml:space="preserve"> performance. </w:t>
       </w:r>
     </w:p>
     <w:tbl>
@@ -1333,7 +1333,7 @@
                 <w:sz w:val="16"/>
                 <w:szCs w:val="16"/>
               </w:rPr>
-              <w:t xml:space="preserve">non-manufacturing   ·   poor-quality   ·   performance</w:t>
+              <w:t xml:space="preserve">Performance   ·   poor-quality   ·   judging</w:t>
             </w:r>
           </w:p>
         </w:tc>
@@ -1846,7 +1846,7 @@
                 <w:sz w:val="16"/>
                 <w:szCs w:val="16"/>
               </w:rPr>
-              <w:t xml:space="preserve">operational</w:t>
+              <w:t xml:space="preserve">measured</w:t>
             </w:r>
           </w:p>
         </w:tc>
@@ -1879,7 +1879,7 @@
                 <w:sz w:val="16"/>
                 <w:szCs w:val="16"/>
               </w:rPr>
-              <w:t xml:space="preserve">operating</w:t>
+              <w:t xml:space="preserve">raises</w:t>
             </w:r>
           </w:p>
         </w:tc>
@@ -1914,7 +1914,7 @@
                 <w:sz w:val="16"/>
                 <w:szCs w:val="16"/>
               </w:rPr>
-              <w:t xml:space="preserve">non-manufacturing</w:t>
+              <w:t xml:space="preserve">operational</w:t>
             </w:r>
           </w:p>
         </w:tc>
@@ -2083,7 +2083,7 @@
                 <w:sz w:val="16"/>
                 <w:szCs w:val="16"/>
               </w:rPr>
-              <w:t xml:space="preserve">performance</w:t>
+              <w:t xml:space="preserve">judging</w:t>
             </w:r>
           </w:p>
         </w:tc>
@@ -2384,14 +2384,7 @@
           <w:sz w:val="19"/>
           <w:szCs w:val="19"/>
         </w:rPr>
-        <w:t xml:space="preserve"> (static-budget) variance is the difference between the actual result and the master budget. </w:t>
-      </w:r>
-      <w:r>
-        <w:rPr>
-          <w:sz w:val="19"/>
-          <w:szCs w:val="19"/>
-        </w:rPr>
-        <w:t xml:space="preserve">For June, </w:t>
+        <w:t xml:space="preserve"> (static-budget) variance is the </w:t>
       </w:r>
       <w:r>
         <w:rPr>
@@ -2409,7 +2402,7 @@
           <w:sz w:val="19"/>
           <w:szCs w:val="19"/>
         </w:rPr>
-        <w:t xml:space="preserve">           </w:t>
+        <w:t xml:space="preserve">            </w:t>
       </w:r>
       <w:r>
         <w:rPr>
@@ -2423,7 +2416,14 @@
           <w:sz w:val="19"/>
           <w:szCs w:val="19"/>
         </w:rPr>
-        <w:t xml:space="preserve"> income was $17,368 below the plan. </w:t>
+        <w:t xml:space="preserve"> between the actual result and the master budget. </w:t>
+      </w:r>
+      <w:r>
+        <w:rPr>
+          <w:sz w:val="19"/>
+          <w:szCs w:val="19"/>
+        </w:rPr>
+        <w:t xml:space="preserve">For June, operating income was $17,368 below the plan. </w:t>
       </w:r>
     </w:p>
     <w:tbl>
@@ -2481,7 +2481,7 @@
                 <w:sz w:val="16"/>
                 <w:szCs w:val="16"/>
               </w:rPr>
-              <w:t xml:space="preserve">master-budget   ·   operating   ·   constant</w:t>
+              <w:t xml:space="preserve">master-budget   ·   difference   ·   comparison</w:t>
             </w:r>
           </w:p>
         </w:tc>
@@ -2584,7 +2584,7 @@
       <w:r>
         <w:drawing>
           <wp:inline distT="0" distB="0" distL="0" distR="0">
-            <wp:extent cx="5734050" cy="2550150"/>
+            <wp:extent cx="5734050" cy="3613950"/>
             <wp:effectExtent t="0" r="0" b="0" l="0"/>
             <wp:docPr id="1" name="" descr="" title=""/>
             <wp:cNvGraphicFramePr>
@@ -2609,7 +2609,7 @@
                   <pic:spPr bwMode="auto">
                     <a:xfrm>
                       <a:off x="0" y="0"/>
-                      <a:ext cx="5734050" cy="2550150"/>
+                      <a:ext cx="5734050" cy="3613950"/>
                     </a:xfrm>
                     <a:prstGeom prst="rect">
                       <a:avLst/>
@@ -2749,7 +2749,14 @@
           <w:sz w:val="19"/>
           <w:szCs w:val="19"/>
         </w:rPr>
-        <w:t xml:space="preserve"> sold 3,000 fewer cases than </w:t>
+        <w:t xml:space="preserve"> sold 3,000 fewer cases than planned. </w:t>
+      </w:r>
+      <w:r>
+        <w:rPr>
+          <w:sz w:val="19"/>
+          <w:szCs w:val="19"/>
+        </w:rPr>
+        <w:t xml:space="preserve">Lower volume </w:t>
       </w:r>
       <w:r>
         <w:rPr>
@@ -2781,14 +2788,7 @@
           <w:sz w:val="19"/>
           <w:szCs w:val="19"/>
         </w:rPr>
-        <w:t xml:space="preserve">. </w:t>
-      </w:r>
-      <w:r>
-        <w:rPr>
-          <w:sz w:val="19"/>
-          <w:szCs w:val="19"/>
-        </w:rPr>
-        <w:t xml:space="preserve">Lower volume reduces both revenue and </w:t>
+        <w:t xml:space="preserve"> both revenue and </w:t>
       </w:r>
       <w:r>
         <w:rPr>
@@ -2859,7 +2859,14 @@
           <w:sz w:val="19"/>
           <w:szCs w:val="19"/>
         </w:rPr>
-        <w:t xml:space="preserve">It shows the full gap from the plan, which the board wants to know, but it is not a fair </w:t>
+        <w:t xml:space="preserve">It shows the full gap from the plan, which the board wants to know, but it is not a fair measure of cost control when volume differs. </w:t>
+      </w:r>
+      <w:r>
+        <w:rPr>
+          <w:sz w:val="19"/>
+          <w:szCs w:val="19"/>
+        </w:rPr>
+        <w:t xml:space="preserve">The comparison is </w:t>
       </w:r>
       <w:r>
         <w:rPr>
@@ -2891,7 +2898,7 @@
           <w:sz w:val="19"/>
           <w:szCs w:val="19"/>
         </w:rPr>
-        <w:t xml:space="preserve"> of cost control when volume </w:t>
+        <w:t xml:space="preserve"> kept for the board and for the sales team, who are </w:t>
       </w:r>
       <w:r>
         <w:rPr>
@@ -2909,7 +2916,7 @@
           <w:sz w:val="19"/>
           <w:szCs w:val="19"/>
         </w:rPr>
-        <w:t xml:space="preserve">           </w:t>
+        <w:t xml:space="preserve">             </w:t>
       </w:r>
       <w:r>
         <w:rPr>
@@ -2923,14 +2930,14 @@
           <w:sz w:val="19"/>
           <w:szCs w:val="19"/>
         </w:rPr>
-        <w:t xml:space="preserve">. </w:t>
-      </w:r>
-      <w:r>
-        <w:rPr>
-          <w:sz w:val="19"/>
-          <w:szCs w:val="19"/>
-        </w:rPr>
-        <w:t xml:space="preserve">The comparison is </w:t>
+        <w:t xml:space="preserve"> for volume. </w:t>
+      </w:r>
+      <w:r>
+        <w:rPr>
+          <w:sz w:val="19"/>
+          <w:szCs w:val="19"/>
+        </w:rPr>
+        <w:t xml:space="preserve">The plant manager is judged on the </w:t>
       </w:r>
       <w:r>
         <w:rPr>
@@ -2962,7 +2969,7 @@
           <w:sz w:val="19"/>
           <w:szCs w:val="19"/>
         </w:rPr>
-        <w:t xml:space="preserve"> kept for the board and for the sales team, who are </w:t>
+        <w:t xml:space="preserve"> budget of the next section, which holds volume </w:t>
       </w:r>
       <w:r>
         <w:rPr>
@@ -2980,7 +2987,7 @@
           <w:sz w:val="19"/>
           <w:szCs w:val="19"/>
         </w:rPr>
-        <w:t xml:space="preserve">             </w:t>
+        <w:t xml:space="preserve">           </w:t>
       </w:r>
       <w:r>
         <w:rPr>
@@ -2994,14 +3001,7 @@
           <w:sz w:val="19"/>
           <w:szCs w:val="19"/>
         </w:rPr>
-        <w:t xml:space="preserve"> for volume. </w:t>
-      </w:r>
-      <w:r>
-        <w:rPr>
-          <w:sz w:val="19"/>
-          <w:szCs w:val="19"/>
-        </w:rPr>
-        <w:t xml:space="preserve">The plant manager is judged on the flexible budget of the next section, which holds volume constant. </w:t>
+        <w:t xml:space="preserve">. </w:t>
       </w:r>
     </w:p>
     <w:tbl>
@@ -3059,7 +3059,7 @@
                 <w:sz w:val="16"/>
                 <w:szCs w:val="16"/>
               </w:rPr>
-              <w:t xml:space="preserve">different   ·   responsible   ·   differs   ·   variable   ·   planned   ·   measure   ·   because   ·   therefore   ·   division</w:t>
+              <w:t xml:space="preserve">different   ·   constant   ·   responsible   ·   variable   ·   reduces   ·   therefore   ·   revenue   ·   flexible   ·   division</w:t>
             </w:r>
           </w:p>
         </w:tc>
@@ -3092,8 +3092,8 @@
         </w:tblBorders>
       </w:tblPr>
       <w:tblGrid>
-        <w:gridCol w:w="4874"/>
-        <w:gridCol w:w="4726"/>
+        <w:gridCol w:w="4608"/>
+        <w:gridCol w:w="4992"/>
       </w:tblGrid>
       <w:tr>
         <w:tc>
@@ -3128,7 +3128,7 @@
       <w:tr>
         <w:tc>
           <w:tcPr>
-            <w:tcW w:type="pct" w:w="2538"/>
+            <w:tcW w:type="pct" w:w="2400"/>
             <w:shd w:fill="353A7C" w:val="clear"/>
             <w:tcMar>
               <w:top w:type="dxa" w:w="50"/>
@@ -3155,7 +3155,7 @@
         </w:tc>
         <w:tc>
           <w:tcPr>
-            <w:tcW w:type="pct" w:w="2462"/>
+            <w:tcW w:type="pct" w:w="2600"/>
             <w:shd w:fill="353A7C" w:val="clear"/>
             <w:tcMar>
               <w:top w:type="dxa" w:w="50"/>
@@ -3184,7 +3184,7 @@
       <w:tr>
         <w:tc>
           <w:tcPr>
-            <w:tcW w:type="pct" w:w="2538"/>
+            <w:tcW w:type="pct" w:w="2400"/>
             <w:tcMar>
               <w:top w:type="dxa" w:w="50"/>
               <w:left w:type="dxa" w:w="110"/>
@@ -3207,7 +3207,7 @@
         </w:tc>
         <w:tc>
           <w:tcPr>
-            <w:tcW w:type="pct" w:w="2462"/>
+            <w:tcW w:type="pct" w:w="2600"/>
             <w:shd w:fill="FFFFFF" w:val="clear"/>
             <w:tcMar>
               <w:top w:type="dxa" w:w="50"/>
@@ -3236,7 +3236,7 @@
       <w:tr>
         <w:tc>
           <w:tcPr>
-            <w:tcW w:type="pct" w:w="2538"/>
+            <w:tcW w:type="pct" w:w="2400"/>
             <w:shd w:fill="FBFAF6" w:val="clear"/>
             <w:tcMar>
               <w:top w:type="dxa" w:w="50"/>
@@ -3260,7 +3260,7 @@
         </w:tc>
         <w:tc>
           <w:tcPr>
-            <w:tcW w:type="pct" w:w="2462"/>
+            <w:tcW w:type="pct" w:w="2600"/>
             <w:shd w:fill="FBFAF6" w:val="clear"/>
             <w:tcMar>
               <w:top w:type="dxa" w:w="50"/>
@@ -3278,47 +3278,15 @@
                 <w:sz w:val="15"/>
                 <w:szCs w:val="15"/>
               </w:rPr>
-              <w:t xml:space="preserve">Can blame a manager for a volume </w:t>
-            </w:r>
-            <w:r>
-              <w:rPr>
-                <w:b/>
-                <w:bCs/>
-                <w:color w:val="8186EF"/>
-                <w:sz w:val="14"/>
-                <w:szCs w:val="14"/>
-              </w:rPr>
-              <w:t xml:space="preserve"> (15) </w:t>
-            </w:r>
-            <w:r>
-              <w:rPr>
-                <w:u w:val="single"/>
-                <w:sz w:val="15"/>
-                <w:szCs w:val="15"/>
-              </w:rPr>
-              <w:t xml:space="preserve">              </w:t>
-            </w:r>
-            <w:r>
-              <w:rPr>
-                <w:sz w:val="15"/>
-                <w:szCs w:val="15"/>
-              </w:rPr>
-              <w:t xml:space="preserve"> </w:t>
-            </w:r>
-            <w:r>
-              <w:rPr>
-                <w:sz w:val="15"/>
-                <w:szCs w:val="15"/>
-              </w:rPr>
-              <w:t xml:space="preserve"> caused by the market</w:t>
-            </w:r>
-          </w:p>
-        </w:tc>
-      </w:tr>
-      <w:tr>
-        <w:tc>
-          <w:tcPr>
-            <w:tcW w:type="pct" w:w="2538"/>
+              <w:t xml:space="preserve">Can blame a manager for a volume shortfall caused by the market</w:t>
+            </w:r>
+          </w:p>
+        </w:tc>
+      </w:tr>
+      <w:tr>
+        <w:tc>
+          <w:tcPr>
+            <w:tcW w:type="pct" w:w="2400"/>
             <w:tcMar>
               <w:top w:type="dxa" w:w="50"/>
               <w:left w:type="dxa" w:w="110"/>
@@ -3341,7 +3309,7 @@
         </w:tc>
         <w:tc>
           <w:tcPr>
-            <w:tcW w:type="pct" w:w="2462"/>
+            <w:tcW w:type="pct" w:w="2600"/>
             <w:tcMar>
               <w:top w:type="dxa" w:w="50"/>
               <w:left w:type="dxa" w:w="110"/>
@@ -3420,7 +3388,7 @@
                 <w:sz w:val="16"/>
                 <w:szCs w:val="16"/>
               </w:rPr>
-              <w:t xml:space="preserve">shortfall   ·   Variance   ·   Mixes volume with prices and efficiency</w:t>
+              <w:t xml:space="preserve">June 2028 (USD)   ·   Mixes volume with prices and efficiency</w:t>
             </w:r>
           </w:p>
         </w:tc>
@@ -3839,14 +3807,14 @@
                 <w:sz w:val="16"/>
                 <w:szCs w:val="16"/>
               </w:rPr>
-              <w:t xml:space="preserve">10  </w:t>
-            </w:r>
-            <w:r>
-              <w:rPr>
-                <w:sz w:val="16"/>
-                <w:szCs w:val="16"/>
-              </w:rPr>
-              <w:t xml:space="preserve">measure</w:t>
+              <w:t xml:space="preserve">9  </w:t>
+            </w:r>
+            <w:r>
+              <w:rPr>
+                <w:sz w:val="16"/>
+                <w:szCs w:val="16"/>
+              </w:rPr>
+              <w:t xml:space="preserve">different</w:t>
             </w:r>
           </w:p>
         </w:tc>
@@ -3881,7 +3849,7 @@
                 <w:sz w:val="16"/>
                 <w:szCs w:val="16"/>
               </w:rPr>
-              <w:t xml:space="preserve">operating</w:t>
+              <w:t xml:space="preserve">difference</w:t>
             </w:r>
           </w:p>
         </w:tc>
@@ -3907,14 +3875,14 @@
                 <w:sz w:val="16"/>
                 <w:szCs w:val="16"/>
               </w:rPr>
-              <w:t xml:space="preserve">11  </w:t>
-            </w:r>
-            <w:r>
-              <w:rPr>
-                <w:sz w:val="16"/>
-                <w:szCs w:val="16"/>
-              </w:rPr>
-              <w:t xml:space="preserve">differs</w:t>
+              <w:t xml:space="preserve">10  </w:t>
+            </w:r>
+            <w:r>
+              <w:rPr>
+                <w:sz w:val="16"/>
+                <w:szCs w:val="16"/>
+              </w:rPr>
+              <w:t xml:space="preserve">therefore</w:t>
             </w:r>
           </w:p>
         </w:tc>
@@ -3975,14 +3943,14 @@
                 <w:sz w:val="16"/>
                 <w:szCs w:val="16"/>
               </w:rPr>
-              <w:t xml:space="preserve">12  </w:t>
-            </w:r>
-            <w:r>
-              <w:rPr>
-                <w:sz w:val="16"/>
-                <w:szCs w:val="16"/>
-              </w:rPr>
-              <w:t xml:space="preserve">therefore</w:t>
+              <w:t xml:space="preserve">11  </w:t>
+            </w:r>
+            <w:r>
+              <w:rPr>
+                <w:sz w:val="16"/>
+                <w:szCs w:val="16"/>
+              </w:rPr>
+              <w:t xml:space="preserve">responsible</w:t>
             </w:r>
           </w:p>
         </w:tc>
@@ -4043,14 +4011,14 @@
                 <w:sz w:val="16"/>
                 <w:szCs w:val="16"/>
               </w:rPr>
-              <w:t xml:space="preserve">13  </w:t>
-            </w:r>
-            <w:r>
-              <w:rPr>
-                <w:sz w:val="16"/>
-                <w:szCs w:val="16"/>
-              </w:rPr>
-              <w:t xml:space="preserve">responsible</w:t>
+              <w:t xml:space="preserve">12  </w:t>
+            </w:r>
+            <w:r>
+              <w:rPr>
+                <w:sz w:val="16"/>
+                <w:szCs w:val="16"/>
+              </w:rPr>
+              <w:t xml:space="preserve">flexible</w:t>
             </w:r>
           </w:p>
         </w:tc>
@@ -4111,14 +4079,14 @@
                 <w:sz w:val="16"/>
                 <w:szCs w:val="16"/>
               </w:rPr>
-              <w:t xml:space="preserve">14  </w:t>
-            </w:r>
-            <w:r>
-              <w:rPr>
-                <w:sz w:val="16"/>
-                <w:szCs w:val="16"/>
-              </w:rPr>
-              <w:t xml:space="preserve">Mixes volume with prices and efficiency</w:t>
+              <w:t xml:space="preserve">13  </w:t>
+            </w:r>
+            <w:r>
+              <w:rPr>
+                <w:sz w:val="16"/>
+                <w:szCs w:val="16"/>
+              </w:rPr>
+              <w:t xml:space="preserve">constant</w:t>
             </w:r>
           </w:p>
         </w:tc>
@@ -4179,14 +4147,14 @@
                 <w:sz w:val="16"/>
                 <w:szCs w:val="16"/>
               </w:rPr>
-              <w:t xml:space="preserve">15  </w:t>
-            </w:r>
-            <w:r>
-              <w:rPr>
-                <w:sz w:val="16"/>
-                <w:szCs w:val="16"/>
-              </w:rPr>
-              <w:t xml:space="preserve">shortfall</w:t>
+              <w:t xml:space="preserve">14  </w:t>
+            </w:r>
+            <w:r>
+              <w:rPr>
+                <w:sz w:val="16"/>
+                <w:szCs w:val="16"/>
+              </w:rPr>
+              <w:t xml:space="preserve">Mixes volume with prices and efficiency</w:t>
             </w:r>
           </w:p>
         </w:tc>
@@ -4221,7 +4189,7 @@
                 <w:sz w:val="16"/>
                 <w:szCs w:val="16"/>
               </w:rPr>
-              <w:t xml:space="preserve">planned</w:t>
+              <w:t xml:space="preserve">reduces</w:t>
             </w:r>
           </w:p>
         </w:tc>
@@ -4247,7 +4215,7 @@
                 <w:sz w:val="16"/>
                 <w:szCs w:val="16"/>
               </w:rPr>
-              <w:t xml:space="preserve">16  </w:t>
+              <w:t xml:space="preserve">15  </w:t>
             </w:r>
             <w:r>
               <w:rPr>
@@ -4315,7 +4283,7 @@
                 <w:sz w:val="16"/>
                 <w:szCs w:val="16"/>
               </w:rPr>
-              <w:t xml:space="preserve">17  </w:t>
+              <w:t xml:space="preserve">16  </w:t>
             </w:r>
             <w:r>
               <w:rPr>
@@ -4323,64 +4291,6 @@
                 <w:szCs w:val="16"/>
               </w:rPr>
               <w:t xml:space="preserve">sales-volume variance</w:t>
-            </w:r>
-          </w:p>
-        </w:tc>
-      </w:tr>
-      <w:tr>
-        <w:tc>
-          <w:tcPr>
-            <w:tcW w:type="pct" w:w="2500"/>
-            <w:tcMar>
-              <w:top w:type="dxa" w:w="20"/>
-              <w:left w:type="dxa" w:w="80"/>
-              <w:bottom w:type="dxa" w:w="20"/>
-              <w:right w:type="dxa" w:w="80"/>
-            </w:tcMar>
-          </w:tcPr>
-          <w:p>
-            <w:pPr>
-              <w:spacing w:before="12" w:after="12"/>
-            </w:pPr>
-            <w:r>
-              <w:rPr>
-                <w:b/>
-                <w:bCs/>
-                <w:color w:val="8186EF"/>
-                <w:sz w:val="16"/>
-                <w:szCs w:val="16"/>
-              </w:rPr>
-              <w:t xml:space="preserve">9  </w:t>
-            </w:r>
-            <w:r>
-              <w:rPr>
-                <w:sz w:val="16"/>
-                <w:szCs w:val="16"/>
-              </w:rPr>
-              <w:t xml:space="preserve">different</w:t>
-            </w:r>
-          </w:p>
-        </w:tc>
-        <w:tc>
-          <w:tcPr>
-            <w:tcW w:type="pct" w:w="2500"/>
-            <w:tcMar>
-              <w:top w:type="dxa" w:w="20"/>
-              <w:left w:type="dxa" w:w="80"/>
-              <w:bottom w:type="dxa" w:w="20"/>
-              <w:right w:type="dxa" w:w="80"/>
-            </w:tcMar>
-          </w:tcPr>
-          <w:p>
-            <w:pPr>
-              <w:spacing w:before="24" w:after="24"/>
-            </w:pPr>
-            <w:r>
-              <w:rPr>
-                <w:sz w:val="16"/>
-                <w:szCs w:val="16"/>
-              </w:rPr>
-              <w:t xml:space="preserve"/>
             </w:r>
           </w:p>
         </w:tc>
@@ -4567,7 +4477,7 @@
           <w:sz w:val="19"/>
           <w:szCs w:val="19"/>
         </w:rPr>
-        <w:t xml:space="preserve">The </w:t>
+        <w:t xml:space="preserve">The flexible budget answers the </w:t>
       </w:r>
       <w:r>
         <w:rPr>
@@ -4599,7 +4509,7 @@
           <w:sz w:val="19"/>
           <w:szCs w:val="19"/>
         </w:rPr>
-        <w:t xml:space="preserve"> budget answers the </w:t>
+        <w:t xml:space="preserve">: what should the results have been at the volume </w:t>
       </w:r>
       <w:r>
         <w:rPr>
@@ -4631,7 +4541,7 @@
           <w:sz w:val="19"/>
           <w:szCs w:val="19"/>
         </w:rPr>
-        <w:t xml:space="preserve">: what should the results have been at the volume actually sold? It uses the actual volume with budgeted prices and budgeted costs. </w:t>
+        <w:t xml:space="preserve"> sold? It uses the actual volume with budgeted prices and budgeted costs. </w:t>
       </w:r>
       <w:r>
         <w:rPr>
@@ -4728,7 +4638,7 @@
                 <w:sz w:val="16"/>
                 <w:szCs w:val="16"/>
               </w:rPr>
-              <w:t xml:space="preserve">question   ·   flexible   ·   because   ·   overspending</w:t>
+              <w:t xml:space="preserve">actually   ·   question   ·   because   ·   answers</w:t>
             </w:r>
           </w:p>
         </w:tc>
@@ -4987,7 +4897,7 @@
       <w:r>
         <w:drawing>
           <wp:inline distT="0" distB="0" distL="0" distR="0">
-            <wp:extent cx="5734050" cy="2550150"/>
+            <wp:extent cx="5734050" cy="4179825"/>
             <wp:effectExtent t="0" r="0" b="0" l="0"/>
             <wp:docPr id="1" name="" descr="" title=""/>
             <wp:cNvGraphicFramePr>
@@ -5012,7 +4922,7 @@
                   <pic:spPr bwMode="auto">
                     <a:xfrm>
                       <a:off x="0" y="0"/>
-                      <a:ext cx="5734050" cy="2550150"/>
+                      <a:ext cx="5734050" cy="4179825"/>
                     </a:xfrm>
                     <a:prstGeom prst="rect">
                       <a:avLst/>
@@ -5080,7 +4990,7 @@
                 <w:sz w:val="16"/>
                 <w:szCs w:val="16"/>
               </w:rPr>
-              <w:t xml:space="preserve">favorable variance   ·   Fixed costs   ·   Contribution margin   ·   Cases</w:t>
+              <w:t xml:space="preserve">Fixed costs   ·   Operating income   ·   Variable costs   ·   Cases</w:t>
             </w:r>
           </w:p>
         </w:tc>
@@ -5147,6 +5057,18 @@
         <w:t xml:space="preserve">Complete the blank cells.</w:t>
       </w:r>
     </w:p>
+    <w:p>
+      <w:pPr>
+        <w:pageBreakBefore w:val="true"/>
+        <w:spacing w:after="0"/>
+      </w:pPr>
+      <w:r>
+        <w:rPr>
+          <w:sz w:val="2"/>
+        </w:rPr>
+        <w:t xml:space="preserve"> </w:t>
+      </w:r>
+    </w:p>
     <w:tbl>
       <w:tblPr>
         <w:tblW w:type="pct" w:w="100%"/>
@@ -5227,7 +5149,7 @@
           <w:sz w:val="19"/>
           <w:szCs w:val="19"/>
         </w:rPr>
-        <w:t xml:space="preserve">The </w:t>
+        <w:t xml:space="preserve">The flexible budget </w:t>
       </w:r>
       <w:r>
         <w:rPr>
@@ -5259,14 +5181,14 @@
           <w:sz w:val="19"/>
           <w:szCs w:val="19"/>
         </w:rPr>
-        <w:t xml:space="preserve"> budget changes only the variable items. </w:t>
-      </w:r>
-      <w:r>
-        <w:rPr>
-          <w:sz w:val="19"/>
-          <w:szCs w:val="19"/>
-        </w:rPr>
-        <w:t xml:space="preserve">Scaling fixed costs down to 72,000 cases would hide the real fixed-cost </w:t>
+        <w:t xml:space="preserve"> only the variable items. </w:t>
+      </w:r>
+      <w:r>
+        <w:rPr>
+          <w:sz w:val="19"/>
+          <w:szCs w:val="19"/>
+        </w:rPr>
+        <w:t xml:space="preserve">Scaling fixed costs down to 72,000 cases would hide the real fixed-cost overspending and give the wrong </w:t>
       </w:r>
       <w:r>
         <w:rPr>
@@ -5284,7 +5206,7 @@
           <w:sz w:val="19"/>
           <w:szCs w:val="19"/>
         </w:rPr>
-        <w:t xml:space="preserve">              </w:t>
+        <w:t xml:space="preserve">                 </w:t>
       </w:r>
       <w:r>
         <w:rPr>
@@ -5298,7 +5220,7 @@
           <w:sz w:val="19"/>
           <w:szCs w:val="19"/>
         </w:rPr>
-        <w:t xml:space="preserve"> and give the wrong flexible-budget variance. </w:t>
+        <w:t xml:space="preserve"> variance. </w:t>
       </w:r>
     </w:p>
     <w:tbl>
@@ -5356,25 +5278,13 @@
                 <w:sz w:val="16"/>
                 <w:szCs w:val="16"/>
               </w:rPr>
-              <w:t xml:space="preserve">overspending   ·   flexible   ·   answers</w:t>
+              <w:t xml:space="preserve">flexible-budget   ·   changes   ·   answers</w:t>
             </w:r>
           </w:p>
         </w:tc>
       </w:tr>
     </w:tbl>
     <w:p/>
-    <w:p>
-      <w:pPr>
-        <w:pageBreakBefore w:val="true"/>
-        <w:spacing w:after="0"/>
-      </w:pPr>
-      <w:r>
-        <w:rPr>
-          <w:sz w:val="2"/>
-        </w:rPr>
-        <w:t xml:space="preserve"> </w:t>
-      </w:r>
-    </w:p>
     <w:tbl>
       <w:tblPr>
         <w:tblW w:type="pct" w:w="100%"/>
@@ -5625,7 +5535,7 @@
                 <w:sz w:val="16"/>
                 <w:szCs w:val="16"/>
               </w:rPr>
-              <w:t xml:space="preserve">flexible</w:t>
+              <w:t xml:space="preserve">question</w:t>
             </w:r>
           </w:p>
         </w:tc>
@@ -5693,7 +5603,7 @@
                 <w:sz w:val="16"/>
                 <w:szCs w:val="16"/>
               </w:rPr>
-              <w:t xml:space="preserve">question</w:t>
+              <w:t xml:space="preserve">actually</w:t>
             </w:r>
           </w:p>
         </w:tc>
@@ -5726,7 +5636,7 @@
                 <w:sz w:val="16"/>
                 <w:szCs w:val="16"/>
               </w:rPr>
-              <w:t xml:space="preserve">Contribution margin</w:t>
+              <w:t xml:space="preserve">Variable costs</w:t>
             </w:r>
           </w:p>
         </w:tc>
@@ -5794,7 +5704,7 @@
                 <w:sz w:val="16"/>
                 <w:szCs w:val="16"/>
               </w:rPr>
-              <w:t xml:space="preserve">Fixed costs</w:t>
+              <w:t xml:space="preserve">Operating income</w:t>
             </w:r>
           </w:p>
         </w:tc>
@@ -5862,7 +5772,7 @@
                 <w:sz w:val="16"/>
                 <w:szCs w:val="16"/>
               </w:rPr>
-              <w:t xml:space="preserve">flexible</w:t>
+              <w:t xml:space="preserve">changes</w:t>
             </w:r>
           </w:p>
         </w:tc>
@@ -5930,7 +5840,7 @@
                 <w:sz w:val="16"/>
                 <w:szCs w:val="16"/>
               </w:rPr>
-              <w:t xml:space="preserve">overspending</w:t>
+              <w:t xml:space="preserve">flexible-budget</w:t>
             </w:r>
           </w:p>
         </w:tc>
@@ -6128,7 +6038,7 @@
           <w:sz w:val="16"/>
           <w:szCs w:val="16"/>
         </w:rPr>
-        <w:t xml:space="preserve">      gaps 1–8</w:t>
+        <w:t xml:space="preserve">      gaps 1–7</w:t>
       </w:r>
     </w:p>
     <w:p>
@@ -6141,7 +6051,7 @@
           <w:sz w:val="19"/>
           <w:szCs w:val="19"/>
         </w:rPr>
-        <w:t xml:space="preserve">The </w:t>
+        <w:t xml:space="preserve">The sales-volume variance is the difference between the flexible budget and the </w:t>
       </w:r>
       <w:r>
         <w:rPr>
@@ -6159,7 +6069,7 @@
           <w:sz w:val="19"/>
           <w:szCs w:val="19"/>
         </w:rPr>
-        <w:t xml:space="preserve">              </w:t>
+        <w:t xml:space="preserve">           </w:t>
       </w:r>
       <w:r>
         <w:rPr>
@@ -6173,7 +6083,14 @@
           <w:sz w:val="19"/>
           <w:szCs w:val="19"/>
         </w:rPr>
-        <w:t xml:space="preserve"> variance is the difference between the flexible budget and the </w:t>
+        <w:t xml:space="preserve"> budget. </w:t>
+      </w:r>
+      <w:r>
+        <w:rPr>
+          <w:sz w:val="19"/>
+          <w:szCs w:val="19"/>
+        </w:rPr>
+        <w:t xml:space="preserve">It </w:t>
       </w:r>
       <w:r>
         <w:rPr>
@@ -6205,14 +6122,7 @@
           <w:sz w:val="19"/>
           <w:szCs w:val="19"/>
         </w:rPr>
-        <w:t xml:space="preserve"> budget. </w:t>
-      </w:r>
-      <w:r>
-        <w:rPr>
-          <w:sz w:val="19"/>
-          <w:szCs w:val="19"/>
-        </w:rPr>
-        <w:t xml:space="preserve">It equals the change in units multiplied by the budgeted </w:t>
+        <w:t xml:space="preserve"> the change in units </w:t>
       </w:r>
       <w:r>
         <w:rPr>
@@ -6230,7 +6140,7 @@
           <w:sz w:val="19"/>
           <w:szCs w:val="19"/>
         </w:rPr>
-        <w:t xml:space="preserve">              </w:t>
+        <w:t xml:space="preserve">            </w:t>
       </w:r>
       <w:r>
         <w:rPr>
@@ -6244,7 +6154,7 @@
           <w:sz w:val="19"/>
           <w:szCs w:val="19"/>
         </w:rPr>
-        <w:t xml:space="preserve"> margin per unit: (72,000 − 75,000) × $8.20 = $24,600, </w:t>
+        <w:t xml:space="preserve"> by the budgeted contribution margin per unit: (72,000 − 75,000) × $8.20 = $24,600, </w:t>
       </w:r>
       <w:r>
         <w:rPr>
@@ -6283,7 +6193,7 @@
           <w:sz w:val="19"/>
           <w:szCs w:val="19"/>
         </w:rPr>
-        <w:t xml:space="preserve">The </w:t>
+        <w:t xml:space="preserve">The sales-price variance </w:t>
       </w:r>
       <w:r>
         <w:rPr>
@@ -6301,7 +6211,7 @@
           <w:sz w:val="19"/>
           <w:szCs w:val="19"/>
         </w:rPr>
-        <w:t xml:space="preserve">             </w:t>
+        <w:t xml:space="preserve">           </w:t>
       </w:r>
       <w:r>
         <w:rPr>
@@ -6315,7 +6225,14 @@
           <w:sz w:val="19"/>
           <w:szCs w:val="19"/>
         </w:rPr>
-        <w:t xml:space="preserve"> variance compares the actual price with the budgeted price on the units </w:t>
+        <w:t xml:space="preserve"> the actual price with the budgeted price on the units actually sold: ($20.40 − $20.00) × 72,000 = $28,800, favorable. </w:t>
+      </w:r>
+      <w:r>
+        <w:rPr>
+          <w:sz w:val="19"/>
+          <w:szCs w:val="19"/>
+        </w:rPr>
+        <w:t xml:space="preserve">Note the </w:t>
       </w:r>
       <w:r>
         <w:rPr>
@@ -6347,14 +6264,14 @@
           <w:sz w:val="19"/>
           <w:szCs w:val="19"/>
         </w:rPr>
-        <w:t xml:space="preserve"> sold: ($20.40 − $20.00) × 72,000 = $28,800, favorable. </w:t>
-      </w:r>
-      <w:r>
-        <w:rPr>
-          <w:sz w:val="19"/>
-          <w:szCs w:val="19"/>
-        </w:rPr>
-        <w:t xml:space="preserve">Note the </w:t>
+        <w:t xml:space="preserve"> bases: the volume variance uses the budgeted margin, the price variance uses actual units. </w:t>
+      </w:r>
+      <w:r>
+        <w:rPr>
+          <w:sz w:val="19"/>
+          <w:szCs w:val="19"/>
+        </w:rPr>
+        <w:t xml:space="preserve">The flexible-budget variance is the difference between the actual </w:t>
       </w:r>
       <w:r>
         <w:rPr>
@@ -6386,46 +6303,7 @@
           <w:sz w:val="19"/>
           <w:szCs w:val="19"/>
         </w:rPr>
-        <w:t xml:space="preserve"> bases: the volume variance uses the budgeted margin, the price variance uses actual units. </w:t>
-      </w:r>
-      <w:r>
-        <w:rPr>
-          <w:sz w:val="19"/>
-          <w:szCs w:val="19"/>
-        </w:rPr>
-        <w:t xml:space="preserve">The </w:t>
-      </w:r>
-      <w:r>
-        <w:rPr>
-          <w:b/>
-          <w:bCs/>
-          <w:color w:val="8186EF"/>
-          <w:sz w:val="15"/>
-          <w:szCs w:val="15"/>
-        </w:rPr>
-        <w:t xml:space="preserve"> (8) </w:t>
-      </w:r>
-      <w:r>
-        <w:rPr>
-          <w:u w:val="single"/>
-          <w:sz w:val="19"/>
-          <w:szCs w:val="19"/>
-        </w:rPr>
-        <w:t xml:space="preserve">                 </w:t>
-      </w:r>
-      <w:r>
-        <w:rPr>
-          <w:sz w:val="19"/>
-          <w:szCs w:val="19"/>
-        </w:rPr>
-        <w:t xml:space="preserve"> </w:t>
-      </w:r>
-      <w:r>
-        <w:rPr>
-          <w:sz w:val="19"/>
-          <w:szCs w:val="19"/>
-        </w:rPr>
-        <w:t xml:space="preserve"> variance is the difference between the actual result and the flexible budget: $7,232, favorable. </w:t>
+        <w:t xml:space="preserve"> and the flexible budget: $7,232, favorable. </w:t>
       </w:r>
     </w:p>
     <w:tbl>
@@ -6483,7 +6361,7 @@
                 <w:sz w:val="16"/>
                 <w:szCs w:val="16"/>
               </w:rPr>
-              <w:t xml:space="preserve">contribution   ·   selling   ·   flexible-budget   ·   actually   ·   different   ·   sales-price   ·   master   ·   unfavorable   ·   sales-volume</w:t>
+              <w:t xml:space="preserve">multiplied   ·   unfavorable   ·   variance   ·   compares   ·   result   ·   equals   ·   different   ·   master</w:t>
             </w:r>
           </w:p>
         </w:tc>
@@ -6504,9 +6382,9 @@
         </w:tblBorders>
       </w:tblPr>
       <w:tblGrid>
-        <w:gridCol w:w="3862"/>
+        <w:gridCol w:w="3805"/>
         <w:gridCol w:w="4224"/>
-        <w:gridCol w:w="1514"/>
+        <w:gridCol w:w="1571"/>
       </w:tblGrid>
       <w:tr>
         <w:tc>
@@ -6541,7 +6419,7 @@
       <w:tr>
         <w:tc>
           <w:tcPr>
-            <w:tcW w:type="pct" w:w="2012"/>
+            <w:tcW w:type="pct" w:w="1982"/>
             <w:shd w:fill="353A7C" w:val="clear"/>
             <w:tcMar>
               <w:top w:type="dxa" w:w="50"/>
@@ -6595,7 +6473,7 @@
         </w:tc>
         <w:tc>
           <w:tcPr>
-            <w:tcW w:type="pct" w:w="788"/>
+            <w:tcW w:type="pct" w:w="818"/>
             <w:shd w:fill="353A7C" w:val="clear"/>
             <w:tcMar>
               <w:top w:type="dxa" w:w="50"/>
@@ -6624,7 +6502,7 @@
       <w:tr>
         <w:tc>
           <w:tcPr>
-            <w:tcW w:type="pct" w:w="2012"/>
+            <w:tcW w:type="pct" w:w="1982"/>
             <w:tcMar>
               <w:top w:type="dxa" w:w="50"/>
               <w:left w:type="dxa" w:w="110"/>
@@ -6648,7 +6526,6 @@
         <w:tc>
           <w:tcPr>
             <w:tcW w:type="pct" w:w="2200"/>
-            <w:shd w:fill="FFFFFF" w:val="clear"/>
             <w:tcMar>
               <w:top w:type="dxa" w:w="50"/>
               <w:left w:type="dxa" w:w="110"/>
@@ -6658,23 +6535,21 @@
           </w:tcPr>
           <w:p>
             <w:pPr>
-              <w:spacing w:before="46" w:after="46"/>
-            </w:pPr>
-            <w:r>
-              <w:rPr>
-                <w:b/>
-                <w:bCs/>
-                <w:color w:val="8186EF"/>
-                <w:sz w:val="14"/>
-                <w:szCs w:val="14"/>
-              </w:rPr>
-              <w:t xml:space="preserve">(9)</w:t>
-            </w:r>
-          </w:p>
-        </w:tc>
-        <w:tc>
-          <w:tcPr>
-            <w:tcW w:type="pct" w:w="788"/>
+              <w:spacing w:before="28" w:after="28"/>
+            </w:pPr>
+            <w:r>
+              <w:rPr>
+                <w:sz w:val="15"/>
+                <w:szCs w:val="15"/>
+              </w:rPr>
+              <w:t xml:space="preserve">(72,000 − 75,000) × $8.20</w:t>
+            </w:r>
+          </w:p>
+        </w:tc>
+        <w:tc>
+          <w:tcPr>
+            <w:tcW w:type="pct" w:w="818"/>
+            <w:shd w:fill="FFFFFF" w:val="clear"/>
             <w:tcMar>
               <w:top w:type="dxa" w:w="50"/>
               <w:left w:type="dxa" w:w="110"/>
@@ -6684,22 +6559,25 @@
           </w:tcPr>
           <w:p>
             <w:pPr>
-              <w:spacing w:before="28" w:after="28"/>
-            </w:pPr>
-            <w:r>
-              <w:rPr>
-                <w:sz w:val="15"/>
-                <w:szCs w:val="15"/>
-              </w:rPr>
-              <w:t xml:space="preserve">24,600 U</w:t>
-            </w:r>
-          </w:p>
-        </w:tc>
-      </w:tr>
-      <w:tr>
-        <w:tc>
-          <w:tcPr>
-            <w:tcW w:type="pct" w:w="2012"/>
+              <w:spacing w:before="46" w:after="46"/>
+            </w:pPr>
+            <w:r>
+              <w:rPr>
+                <w:b/>
+                <w:bCs/>
+                <w:color w:val="8186EF"/>
+                <w:sz w:val="14"/>
+                <w:szCs w:val="14"/>
+              </w:rPr>
+              <w:t xml:space="preserve">(8)</w:t>
+            </w:r>
+          </w:p>
+        </w:tc>
+      </w:tr>
+      <w:tr>
+        <w:tc>
+          <w:tcPr>
+            <w:tcW w:type="pct" w:w="1982"/>
             <w:shd w:fill="FBFAF6" w:val="clear"/>
             <w:tcMar>
               <w:top w:type="dxa" w:w="50"/>
@@ -6747,7 +6625,7 @@
         </w:tc>
         <w:tc>
           <w:tcPr>
-            <w:tcW w:type="pct" w:w="788"/>
+            <w:tcW w:type="pct" w:w="818"/>
             <w:shd w:fill="FFFFFF" w:val="clear"/>
             <w:tcMar>
               <w:top w:type="dxa" w:w="50"/>
@@ -6768,15 +6646,15 @@
                 <w:sz w:val="14"/>
                 <w:szCs w:val="14"/>
               </w:rPr>
-              <w:t xml:space="preserve">(10)</w:t>
-            </w:r>
-          </w:p>
-        </w:tc>
-      </w:tr>
-      <w:tr>
-        <w:tc>
-          <w:tcPr>
-            <w:tcW w:type="pct" w:w="2012"/>
+              <w:t xml:space="preserve">(9)</w:t>
+            </w:r>
+          </w:p>
+        </w:tc>
+      </w:tr>
+      <w:tr>
+        <w:tc>
+          <w:tcPr>
+            <w:tcW w:type="pct" w:w="1982"/>
             <w:tcMar>
               <w:top w:type="dxa" w:w="50"/>
               <w:left w:type="dxa" w:w="110"/>
@@ -6822,7 +6700,7 @@
         </w:tc>
         <w:tc>
           <w:tcPr>
-            <w:tcW w:type="pct" w:w="788"/>
+            <w:tcW w:type="pct" w:w="818"/>
             <w:shd w:fill="FFFFFF" w:val="clear"/>
             <w:tcMar>
               <w:top w:type="dxa" w:w="50"/>
@@ -6843,15 +6721,15 @@
                 <w:sz w:val="14"/>
                 <w:szCs w:val="14"/>
               </w:rPr>
-              <w:t xml:space="preserve">(11)</w:t>
-            </w:r>
-          </w:p>
-        </w:tc>
-      </w:tr>
-      <w:tr>
-        <w:tc>
-          <w:tcPr>
-            <w:tcW w:type="pct" w:w="2012"/>
+              <w:t xml:space="preserve">(10)</w:t>
+            </w:r>
+          </w:p>
+        </w:tc>
+      </w:tr>
+      <w:tr>
+        <w:tc>
+          <w:tcPr>
+            <w:tcW w:type="pct" w:w="1982"/>
             <w:shd w:fill="FBFAF6" w:val="clear"/>
             <w:tcMar>
               <w:top w:type="dxa" w:w="50"/>
@@ -6899,7 +6777,7 @@
         </w:tc>
         <w:tc>
           <w:tcPr>
-            <w:tcW w:type="pct" w:w="788"/>
+            <w:tcW w:type="pct" w:w="818"/>
             <w:shd w:fill="FFFFFF" w:val="clear"/>
             <w:tcMar>
               <w:top w:type="dxa" w:w="50"/>
@@ -6920,15 +6798,15 @@
                 <w:sz w:val="14"/>
                 <w:szCs w:val="14"/>
               </w:rPr>
-              <w:t xml:space="preserve">(12)</w:t>
-            </w:r>
-          </w:p>
-        </w:tc>
-      </w:tr>
-      <w:tr>
-        <w:tc>
-          <w:tcPr>
-            <w:tcW w:type="pct" w:w="2012"/>
+              <w:t xml:space="preserve">(11)</w:t>
+            </w:r>
+          </w:p>
+        </w:tc>
+      </w:tr>
+      <w:tr>
+        <w:tc>
+          <w:tcPr>
+            <w:tcW w:type="pct" w:w="1982"/>
             <w:tcMar>
               <w:top w:type="dxa" w:w="50"/>
               <w:left w:type="dxa" w:w="110"/>
@@ -6952,6 +6830,7 @@
         <w:tc>
           <w:tcPr>
             <w:tcW w:type="pct" w:w="2200"/>
+            <w:shd w:fill="FFFFFF" w:val="clear"/>
             <w:tcMar>
               <w:top w:type="dxa" w:w="50"/>
               <w:left w:type="dxa" w:w="110"/>
@@ -6961,21 +6840,23 @@
           </w:tcPr>
           <w:p>
             <w:pPr>
-              <w:spacing w:before="28" w:after="28"/>
-            </w:pPr>
-            <w:r>
-              <w:rPr>
-                <w:sz w:val="15"/>
-                <w:szCs w:val="15"/>
-              </w:rPr>
-              <w:t xml:space="preserve">price + cost variances</w:t>
-            </w:r>
-          </w:p>
-        </w:tc>
-        <w:tc>
-          <w:tcPr>
-            <w:tcW w:type="pct" w:w="788"/>
-            <w:shd w:fill="FFFFFF" w:val="clear"/>
+              <w:spacing w:before="46" w:after="46"/>
+            </w:pPr>
+            <w:r>
+              <w:rPr>
+                <w:b/>
+                <w:bCs/>
+                <w:color w:val="8186EF"/>
+                <w:sz w:val="14"/>
+                <w:szCs w:val="14"/>
+              </w:rPr>
+              <w:t xml:space="preserve">(12)</w:t>
+            </w:r>
+          </w:p>
+        </w:tc>
+        <w:tc>
+          <w:tcPr>
+            <w:tcW w:type="pct" w:w="818"/>
             <w:tcMar>
               <w:top w:type="dxa" w:w="50"/>
               <w:left w:type="dxa" w:w="110"/>
@@ -6985,25 +6866,22 @@
           </w:tcPr>
           <w:p>
             <w:pPr>
-              <w:spacing w:before="46" w:after="46"/>
-            </w:pPr>
-            <w:r>
-              <w:rPr>
-                <w:b/>
-                <w:bCs/>
-                <w:color w:val="8186EF"/>
-                <w:sz w:val="14"/>
-                <w:szCs w:val="14"/>
-              </w:rPr>
-              <w:t xml:space="preserve">(13)</w:t>
-            </w:r>
-          </w:p>
-        </w:tc>
-      </w:tr>
-      <w:tr>
-        <w:tc>
-          <w:tcPr>
-            <w:tcW w:type="pct" w:w="2012"/>
+              <w:spacing w:before="28" w:after="28"/>
+            </w:pPr>
+            <w:r>
+              <w:rPr>
+                <w:sz w:val="15"/>
+                <w:szCs w:val="15"/>
+              </w:rPr>
+              <w:t xml:space="preserve">7,232 F</w:t>
+            </w:r>
+          </w:p>
+        </w:tc>
+      </w:tr>
+      <w:tr>
+        <w:tc>
+          <w:tcPr>
+            <w:tcW w:type="pct" w:w="1982"/>
             <w:shd w:fill="FBFAF6" w:val="clear"/>
             <w:tcMar>
               <w:top w:type="dxa" w:w="50"/>
@@ -7051,8 +6929,8 @@
         </w:tc>
         <w:tc>
           <w:tcPr>
-            <w:tcW w:type="pct" w:w="788"/>
-            <w:shd w:fill="FFFFFF" w:val="clear"/>
+            <w:tcW w:type="pct" w:w="818"/>
+            <w:shd w:fill="FBFAF6" w:val="clear"/>
             <w:tcMar>
               <w:top w:type="dxa" w:w="50"/>
               <w:left w:type="dxa" w:w="110"/>
@@ -7062,17 +6940,14 @@
           </w:tcPr>
           <w:p>
             <w:pPr>
-              <w:spacing w:before="46" w:after="46"/>
-            </w:pPr>
-            <w:r>
-              <w:rPr>
-                <w:b/>
-                <w:bCs/>
-                <w:color w:val="8186EF"/>
-                <w:sz w:val="14"/>
-                <w:szCs w:val="14"/>
-              </w:rPr>
-              <w:t xml:space="preserve">(14)</w:t>
+              <w:spacing w:before="28" w:after="28"/>
+            </w:pPr>
+            <w:r>
+              <w:rPr>
+                <w:sz w:val="15"/>
+                <w:szCs w:val="15"/>
+              </w:rPr>
+              <w:t xml:space="preserve">17,368 U</w:t>
             </w:r>
           </w:p>
         </w:tc>
@@ -7134,7 +7009,7 @@
                 <w:sz w:val="16"/>
                 <w:szCs w:val="16"/>
               </w:rPr>
-              <w:t xml:space="preserve">price + cost variances   ·   17,368 U   ·   8,000 U   ·   28,800 F   ·   13,568 U   ·   7,232 F   ·   (72,000 − 75,000) × $8.20</w:t>
+              <w:t xml:space="preserve">28,800 F   ·   flexible-budget + sales-volume   ·   8,000 U   ·   13,568 U   ·   price + cost variances   ·   24,600 U</w:t>
             </w:r>
           </w:p>
         </w:tc>
@@ -7202,7 +7077,7 @@
       <w:r>
         <w:drawing>
           <wp:inline distT="0" distB="0" distL="0" distR="0">
-            <wp:extent cx="5734050" cy="3455525"/>
+            <wp:extent cx="5734050" cy="3425350"/>
             <wp:effectExtent t="0" r="0" b="0" l="0"/>
             <wp:docPr id="1" name="" descr="" title=""/>
             <wp:cNvGraphicFramePr>
@@ -7227,7 +7102,7 @@
                   <pic:spPr bwMode="auto">
                     <a:xfrm>
                       <a:off x="0" y="0"/>
-                      <a:ext cx="5734050" cy="3455525"/>
+                      <a:ext cx="5734050" cy="3425350"/>
                     </a:xfrm>
                     <a:prstGeom prst="rect">
                       <a:avLst/>
@@ -7295,7 +7170,7 @@
                 <w:sz w:val="16"/>
                 <w:szCs w:val="16"/>
               </w:rPr>
-              <w:t xml:space="preserve">Fixed selling and administrative   ·   Variable overhead   ·   Fixed costs   ·   Variable costs   ·   Direct labor</w:t>
+              <w:t xml:space="preserve">Fixed selling and administrative   ·   Variable overhead   ·   Fixed costs   ·   Variable selling   ·   Direct labor</w:t>
             </w:r>
           </w:p>
         </w:tc>
@@ -7369,7 +7244,7 @@
           <w:sz w:val="16"/>
           <w:szCs w:val="16"/>
         </w:rPr>
-        <w:t xml:space="preserve">      gaps 19–21</w:t>
+        <w:t xml:space="preserve">      gaps 17–18</w:t>
       </w:r>
     </w:p>
     <w:p>
@@ -7392,7 +7267,7 @@
           <w:sz w:val="15"/>
           <w:szCs w:val="15"/>
         </w:rPr>
-        <w:t xml:space="preserve"> (19) </w:t>
+        <w:t xml:space="preserve"> (17) </w:t>
       </w:r>
       <w:r>
         <w:rPr>
@@ -7424,7 +7299,7 @@
           <w:sz w:val="15"/>
           <w:szCs w:val="15"/>
         </w:rPr>
-        <w:t xml:space="preserve"> (20) </w:t>
+        <w:t xml:space="preserve"> (18) </w:t>
       </w:r>
       <w:r>
         <w:rPr>
@@ -7453,39 +7328,7 @@
           <w:sz w:val="19"/>
           <w:szCs w:val="19"/>
         </w:rPr>
-        <w:t xml:space="preserve">The volume variance uses the budgeted </w:t>
-      </w:r>
-      <w:r>
-        <w:rPr>
-          <w:b/>
-          <w:bCs/>
-          <w:color w:val="8186EF"/>
-          <w:sz w:val="15"/>
-          <w:szCs w:val="15"/>
-        </w:rPr>
-        <w:t xml:space="preserve"> (21) </w:t>
-      </w:r>
-      <w:r>
-        <w:rPr>
-          <w:u w:val="single"/>
-          <w:sz w:val="19"/>
-          <w:szCs w:val="19"/>
-        </w:rPr>
-        <w:t xml:space="preserve">              </w:t>
-      </w:r>
-      <w:r>
-        <w:rPr>
-          <w:sz w:val="19"/>
-          <w:szCs w:val="19"/>
-        </w:rPr>
-        <w:t xml:space="preserve"> </w:t>
-      </w:r>
-      <w:r>
-        <w:rPr>
-          <w:sz w:val="19"/>
-          <w:szCs w:val="19"/>
-        </w:rPr>
-        <w:t xml:space="preserve"> margin; the price variance uses the units actually sold. </w:t>
+        <w:t xml:space="preserve">The volume variance uses the budgeted contribution margin; the price variance uses the units actually sold. </w:t>
       </w:r>
     </w:p>
     <w:tbl>
@@ -7543,7 +7386,7 @@
                 <w:sz w:val="16"/>
                 <w:szCs w:val="16"/>
               </w:rPr>
-              <w:t xml:space="preserve">selling   ·   sales-volume   ·   common   ·   contribution</w:t>
+              <w:t xml:space="preserve">selling   ·   sales-price   ·   common</w:t>
             </w:r>
           </w:p>
         </w:tc>
@@ -7691,7 +7534,7 @@
                 <w:sz w:val="16"/>
                 <w:szCs w:val="16"/>
               </w:rPr>
-              <w:t xml:space="preserve">unfavorable variance   ·   sales-price variance   ·   flexible-budget variance</w:t>
+              <w:t xml:space="preserve">flexible-budget variance   ·   sales-price variance</w:t>
             </w:r>
           </w:p>
         </w:tc>
@@ -8000,7 +7843,7 @@
                 <w:sz w:val="16"/>
                 <w:szCs w:val="16"/>
               </w:rPr>
-              <w:t xml:space="preserve">sales-volume</w:t>
+              <w:t xml:space="preserve">master</w:t>
             </w:r>
           </w:p>
         </w:tc>
@@ -8026,14 +7869,14 @@
                 <w:sz w:val="16"/>
                 <w:szCs w:val="16"/>
               </w:rPr>
-              <w:t xml:space="preserve">13  </w:t>
-            </w:r>
-            <w:r>
-              <w:rPr>
-                <w:sz w:val="16"/>
-                <w:szCs w:val="16"/>
-              </w:rPr>
-              <w:t xml:space="preserve">7,232 F</w:t>
+              <w:t xml:space="preserve">11  </w:t>
+            </w:r>
+            <w:r>
+              <w:rPr>
+                <w:sz w:val="16"/>
+                <w:szCs w:val="16"/>
+              </w:rPr>
+              <w:t xml:space="preserve">8,000 U</w:t>
             </w:r>
           </w:p>
         </w:tc>
@@ -8068,7 +7911,7 @@
                 <w:sz w:val="16"/>
                 <w:szCs w:val="16"/>
               </w:rPr>
-              <w:t xml:space="preserve">master</w:t>
+              <w:t xml:space="preserve">equals</w:t>
             </w:r>
           </w:p>
         </w:tc>
@@ -8094,14 +7937,14 @@
                 <w:sz w:val="16"/>
                 <w:szCs w:val="16"/>
               </w:rPr>
-              <w:t xml:space="preserve">14  </w:t>
-            </w:r>
-            <w:r>
-              <w:rPr>
-                <w:sz w:val="16"/>
-                <w:szCs w:val="16"/>
-              </w:rPr>
-              <w:t xml:space="preserve">17,368 U</w:t>
+              <w:t xml:space="preserve">12  </w:t>
+            </w:r>
+            <w:r>
+              <w:rPr>
+                <w:sz w:val="16"/>
+                <w:szCs w:val="16"/>
+              </w:rPr>
+              <w:t xml:space="preserve">price + cost variances</w:t>
             </w:r>
           </w:p>
         </w:tc>
@@ -8136,7 +7979,7 @@
                 <w:sz w:val="16"/>
                 <w:szCs w:val="16"/>
               </w:rPr>
-              <w:t xml:space="preserve">contribution</w:t>
+              <w:t xml:space="preserve">multiplied</w:t>
             </w:r>
           </w:p>
         </w:tc>
@@ -8162,7 +8005,7 @@
                 <w:sz w:val="16"/>
                 <w:szCs w:val="16"/>
               </w:rPr>
-              <w:t xml:space="preserve">15  </w:t>
+              <w:t xml:space="preserve">13  </w:t>
             </w:r>
             <w:r>
               <w:rPr>
@@ -8230,7 +8073,7 @@
                 <w:sz w:val="16"/>
                 <w:szCs w:val="16"/>
               </w:rPr>
-              <w:t xml:space="preserve">16  </w:t>
+              <w:t xml:space="preserve">14  </w:t>
             </w:r>
             <w:r>
               <w:rPr>
@@ -8272,7 +8115,7 @@
                 <w:sz w:val="16"/>
                 <w:szCs w:val="16"/>
               </w:rPr>
-              <w:t xml:space="preserve">sales-price</w:t>
+              <w:t xml:space="preserve">compares</w:t>
             </w:r>
           </w:p>
         </w:tc>
@@ -8298,14 +8141,14 @@
                 <w:sz w:val="16"/>
                 <w:szCs w:val="16"/>
               </w:rPr>
-              <w:t xml:space="preserve">17  </w:t>
-            </w:r>
-            <w:r>
-              <w:rPr>
-                <w:sz w:val="16"/>
-                <w:szCs w:val="16"/>
-              </w:rPr>
-              <w:t xml:space="preserve">Variable costs</w:t>
+              <w:t xml:space="preserve">15  </w:t>
+            </w:r>
+            <w:r>
+              <w:rPr>
+                <w:sz w:val="16"/>
+                <w:szCs w:val="16"/>
+              </w:rPr>
+              <w:t xml:space="preserve">Variable selling</w:t>
             </w:r>
           </w:p>
         </w:tc>
@@ -8340,7 +8183,7 @@
                 <w:sz w:val="16"/>
                 <w:szCs w:val="16"/>
               </w:rPr>
-              <w:t xml:space="preserve">actually</w:t>
+              <w:t xml:space="preserve">different</w:t>
             </w:r>
           </w:p>
         </w:tc>
@@ -8366,7 +8209,7 @@
                 <w:sz w:val="16"/>
                 <w:szCs w:val="16"/>
               </w:rPr>
-              <w:t xml:space="preserve">18  </w:t>
+              <w:t xml:space="preserve">16  </w:t>
             </w:r>
             <w:r>
               <w:rPr>
@@ -8408,7 +8251,7 @@
                 <w:sz w:val="16"/>
                 <w:szCs w:val="16"/>
               </w:rPr>
-              <w:t xml:space="preserve">different</w:t>
+              <w:t xml:space="preserve">result</w:t>
             </w:r>
           </w:p>
         </w:tc>
@@ -8434,7 +8277,7 @@
                 <w:sz w:val="16"/>
                 <w:szCs w:val="16"/>
               </w:rPr>
-              <w:t xml:space="preserve">19  </w:t>
+              <w:t xml:space="preserve">17  </w:t>
             </w:r>
             <w:r>
               <w:rPr>
@@ -8476,7 +8319,7 @@
                 <w:sz w:val="16"/>
                 <w:szCs w:val="16"/>
               </w:rPr>
-              <w:t xml:space="preserve">flexible-budget</w:t>
+              <w:t xml:space="preserve">24,600 U</w:t>
             </w:r>
           </w:p>
         </w:tc>
@@ -8502,7 +8345,7 @@
                 <w:sz w:val="16"/>
                 <w:szCs w:val="16"/>
               </w:rPr>
-              <w:t xml:space="preserve">20  </w:t>
+              <w:t xml:space="preserve">18  </w:t>
             </w:r>
             <w:r>
               <w:rPr>
@@ -8544,7 +8387,7 @@
                 <w:sz w:val="16"/>
                 <w:szCs w:val="16"/>
               </w:rPr>
-              <w:t xml:space="preserve">(72,000 − 75,000) × $8.20</w:t>
+              <w:t xml:space="preserve">28,800 F</w:t>
             </w:r>
           </w:p>
         </w:tc>
@@ -8570,14 +8413,14 @@
                 <w:sz w:val="16"/>
                 <w:szCs w:val="16"/>
               </w:rPr>
-              <w:t xml:space="preserve">21  </w:t>
-            </w:r>
-            <w:r>
-              <w:rPr>
-                <w:sz w:val="16"/>
-                <w:szCs w:val="16"/>
-              </w:rPr>
-              <w:t xml:space="preserve">contribution</w:t>
+              <w:t xml:space="preserve">19  </w:t>
+            </w:r>
+            <w:r>
+              <w:rPr>
+                <w:sz w:val="16"/>
+                <w:szCs w:val="16"/>
+              </w:rPr>
+              <w:t xml:space="preserve">sales-price variance</w:t>
             </w:r>
           </w:p>
         </w:tc>
@@ -8612,143 +8455,7 @@
                 <w:sz w:val="16"/>
                 <w:szCs w:val="16"/>
               </w:rPr>
-              <w:t xml:space="preserve">28,800 F</w:t>
-            </w:r>
-          </w:p>
-        </w:tc>
-        <w:tc>
-          <w:tcPr>
-            <w:tcW w:type="pct" w:w="2500"/>
-            <w:tcMar>
-              <w:top w:type="dxa" w:w="20"/>
-              <w:left w:type="dxa" w:w="80"/>
-              <w:bottom w:type="dxa" w:w="20"/>
-              <w:right w:type="dxa" w:w="80"/>
-            </w:tcMar>
-          </w:tcPr>
-          <w:p>
-            <w:pPr>
-              <w:spacing w:before="12" w:after="12"/>
-            </w:pPr>
-            <w:r>
-              <w:rPr>
-                <w:b/>
-                <w:bCs/>
-                <w:color w:val="8186EF"/>
-                <w:sz w:val="16"/>
-                <w:szCs w:val="16"/>
-              </w:rPr>
-              <w:t xml:space="preserve">22  </w:t>
-            </w:r>
-            <w:r>
-              <w:rPr>
-                <w:sz w:val="16"/>
-                <w:szCs w:val="16"/>
-              </w:rPr>
-              <w:t xml:space="preserve">flexible-budget variance</w:t>
-            </w:r>
-          </w:p>
-        </w:tc>
-      </w:tr>
-      <w:tr>
-        <w:tc>
-          <w:tcPr>
-            <w:tcW w:type="pct" w:w="2500"/>
-            <w:tcMar>
-              <w:top w:type="dxa" w:w="20"/>
-              <w:left w:type="dxa" w:w="80"/>
-              <w:bottom w:type="dxa" w:w="20"/>
-              <w:right w:type="dxa" w:w="80"/>
-            </w:tcMar>
-          </w:tcPr>
-          <w:p>
-            <w:pPr>
-              <w:spacing w:before="12" w:after="12"/>
-            </w:pPr>
-            <w:r>
-              <w:rPr>
-                <w:b/>
-                <w:bCs/>
-                <w:color w:val="8186EF"/>
-                <w:sz w:val="16"/>
-                <w:szCs w:val="16"/>
-              </w:rPr>
-              <w:t xml:space="preserve">11  </w:t>
-            </w:r>
-            <w:r>
-              <w:rPr>
-                <w:sz w:val="16"/>
-                <w:szCs w:val="16"/>
-              </w:rPr>
               <w:t xml:space="preserve">13,568 U</w:t>
-            </w:r>
-          </w:p>
-        </w:tc>
-        <w:tc>
-          <w:tcPr>
-            <w:tcW w:type="pct" w:w="2500"/>
-            <w:tcMar>
-              <w:top w:type="dxa" w:w="20"/>
-              <w:left w:type="dxa" w:w="80"/>
-              <w:bottom w:type="dxa" w:w="20"/>
-              <w:right w:type="dxa" w:w="80"/>
-            </w:tcMar>
-          </w:tcPr>
-          <w:p>
-            <w:pPr>
-              <w:spacing w:before="12" w:after="12"/>
-            </w:pPr>
-            <w:r>
-              <w:rPr>
-                <w:b/>
-                <w:bCs/>
-                <w:color w:val="8186EF"/>
-                <w:sz w:val="16"/>
-                <w:szCs w:val="16"/>
-              </w:rPr>
-              <w:t xml:space="preserve">23  </w:t>
-            </w:r>
-            <w:r>
-              <w:rPr>
-                <w:sz w:val="16"/>
-                <w:szCs w:val="16"/>
-              </w:rPr>
-              <w:t xml:space="preserve">sales-price variance</w:t>
-            </w:r>
-          </w:p>
-        </w:tc>
-      </w:tr>
-      <w:tr>
-        <w:tc>
-          <w:tcPr>
-            <w:tcW w:type="pct" w:w="2500"/>
-            <w:tcMar>
-              <w:top w:type="dxa" w:w="20"/>
-              <w:left w:type="dxa" w:w="80"/>
-              <w:bottom w:type="dxa" w:w="20"/>
-              <w:right w:type="dxa" w:w="80"/>
-            </w:tcMar>
-          </w:tcPr>
-          <w:p>
-            <w:pPr>
-              <w:spacing w:before="12" w:after="12"/>
-            </w:pPr>
-            <w:r>
-              <w:rPr>
-                <w:b/>
-                <w:bCs/>
-                <w:color w:val="8186EF"/>
-                <w:sz w:val="16"/>
-                <w:szCs w:val="16"/>
-              </w:rPr>
-              <w:t xml:space="preserve">12  </w:t>
-            </w:r>
-            <w:r>
-              <w:rPr>
-                <w:sz w:val="16"/>
-                <w:szCs w:val="16"/>
-              </w:rPr>
-              <w:t xml:space="preserve">8,000 U</w:t>
             </w:r>
           </w:p>
         </w:tc>
@@ -8958,7 +8665,7 @@
           <w:sz w:val="19"/>
           <w:szCs w:val="19"/>
         </w:rPr>
-        <w:t xml:space="preserve">A cost </w:t>
+        <w:t xml:space="preserve">A cost variance still mixes two </w:t>
       </w:r>
       <w:r>
         <w:rPr>
@@ -8990,7 +8697,7 @@
           <w:sz w:val="19"/>
           <w:szCs w:val="19"/>
         </w:rPr>
-        <w:t xml:space="preserve"> still mixes two causes: the price paid for an input and the </w:t>
+        <w:t xml:space="preserve">: the price paid for an input and the </w:t>
       </w:r>
       <w:r>
         <w:rPr>
@@ -9080,7 +8787,7 @@
                 <w:sz w:val="16"/>
                 <w:szCs w:val="16"/>
               </w:rPr>
-              <w:t xml:space="preserve">changes   ·   variance   ·   quantity</w:t>
+              <w:t xml:space="preserve">variance   ·   causes   ·   quantity</w:t>
             </w:r>
           </w:p>
         </w:tc>
@@ -9741,7 +9448,7 @@
           <w:sz w:val="19"/>
           <w:szCs w:val="19"/>
         </w:rPr>
-        <w:t xml:space="preserve">The </w:t>
+        <w:t xml:space="preserve">The concentrate price variance of $8,740 came from a world price rise, which the plant cannot </w:t>
       </w:r>
       <w:r>
         <w:rPr>
@@ -9759,7 +9466,7 @@
           <w:sz w:val="19"/>
           <w:szCs w:val="19"/>
         </w:rPr>
-        <w:t xml:space="preserve">             </w:t>
+        <w:t xml:space="preserve">           </w:t>
       </w:r>
       <w:r>
         <w:rPr>
@@ -9773,7 +9480,14 @@
           <w:sz w:val="19"/>
           <w:szCs w:val="19"/>
         </w:rPr>
-        <w:t xml:space="preserve"> price variance of $8,740 came from a world price rise, which the plant cannot control; the usage variance of $4,500 and the labor </w:t>
+        <w:t xml:space="preserve">; the usage variance of $4,500 and the labor efficiency variance of $960 came from one long changeover. </w:t>
+      </w:r>
+      <w:r>
+        <w:rPr>
+          <w:sz w:val="19"/>
+          <w:szCs w:val="19"/>
+        </w:rPr>
+        <w:t xml:space="preserve">Common reasons for </w:t>
       </w:r>
       <w:r>
         <w:rPr>
@@ -9791,7 +9505,7 @@
           <w:sz w:val="19"/>
           <w:szCs w:val="19"/>
         </w:rPr>
-        <w:t xml:space="preserve">            </w:t>
+        <w:t xml:space="preserve">           </w:t>
       </w:r>
       <w:r>
         <w:rPr>
@@ -9805,7 +9519,7 @@
           <w:sz w:val="19"/>
           <w:szCs w:val="19"/>
         </w:rPr>
-        <w:t xml:space="preserve"> variance of $960 came from one long </w:t>
+        <w:t xml:space="preserve"> include changes in input prices, the quality of </w:t>
       </w:r>
       <w:r>
         <w:rPr>
@@ -9823,7 +9537,7 @@
           <w:sz w:val="19"/>
           <w:szCs w:val="19"/>
         </w:rPr>
-        <w:t xml:space="preserve">            </w:t>
+        <w:t xml:space="preserve">           </w:t>
       </w:r>
       <w:r>
         <w:rPr>
@@ -9837,14 +9551,7 @@
           <w:sz w:val="19"/>
           <w:szCs w:val="19"/>
         </w:rPr>
-        <w:t xml:space="preserve">. </w:t>
-      </w:r>
-      <w:r>
-        <w:rPr>
-          <w:sz w:val="19"/>
-          <w:szCs w:val="19"/>
-        </w:rPr>
-        <w:t xml:space="preserve">Common reasons for </w:t>
+        <w:t xml:space="preserve">, the skill or mix of workers, machine </w:t>
       </w:r>
       <w:r>
         <w:rPr>
@@ -9876,7 +9583,7 @@
           <w:sz w:val="19"/>
           <w:szCs w:val="19"/>
         </w:rPr>
-        <w:t xml:space="preserve"> include changes in input prices, the quality of </w:t>
+        <w:t xml:space="preserve">, the volume </w:t>
       </w:r>
       <w:r>
         <w:rPr>
@@ -9908,7 +9615,7 @@
           <w:sz w:val="19"/>
           <w:szCs w:val="19"/>
         </w:rPr>
-        <w:t xml:space="preserve">, the skill or mix of workers, machine problems, the volume produced, and errors in the budget itself. </w:t>
+        <w:t xml:space="preserve">, and errors in the budget itself. </w:t>
       </w:r>
       <w:r>
         <w:rPr>
@@ -10005,7 +9712,7 @@
                 <w:sz w:val="16"/>
                 <w:szCs w:val="16"/>
               </w:rPr>
-              <w:t xml:space="preserve">quality   ·   variances   ·   changeover   ·   efficiency   ·   question   ·   materials   ·   concentrate</w:t>
+              <w:t xml:space="preserve">changeover   ·   problems   ·   materials   ·   variances   ·   question   ·   produced   ·   control</w:t>
             </w:r>
           </w:p>
         </w:tc>
@@ -10141,7 +9848,7 @@
                 <w:sz w:val="16"/>
                 <w:szCs w:val="16"/>
               </w:rPr>
-              <w:t xml:space="preserve">favorable variance   ·   master-budget (static-budget) variance   ·   sales-volume variance</w:t>
+              <w:t xml:space="preserve">انحراف الموازنة المرنة   ·   master-budget (static-budget) variance</w:t>
             </w:r>
           </w:p>
         </w:tc>
@@ -10512,7 +10219,7 @@
                 <w:sz w:val="16"/>
                 <w:szCs w:val="16"/>
               </w:rPr>
-              <w:t xml:space="preserve">variance</w:t>
+              <w:t xml:space="preserve">causes</w:t>
             </w:r>
           </w:p>
         </w:tc>
@@ -10545,7 +10252,7 @@
                 <w:sz w:val="16"/>
                 <w:szCs w:val="16"/>
               </w:rPr>
-              <w:t xml:space="preserve">efficiency</w:t>
+              <w:t xml:space="preserve">variances</w:t>
             </w:r>
           </w:p>
         </w:tc>
@@ -10613,7 +10320,7 @@
                 <w:sz w:val="16"/>
                 <w:szCs w:val="16"/>
               </w:rPr>
-              <w:t xml:space="preserve">changeover</w:t>
+              <w:t xml:space="preserve">materials</w:t>
             </w:r>
           </w:p>
         </w:tc>
@@ -10681,7 +10388,7 @@
                 <w:sz w:val="16"/>
                 <w:szCs w:val="16"/>
               </w:rPr>
-              <w:t xml:space="preserve">variances</w:t>
+              <w:t xml:space="preserve">problems</w:t>
             </w:r>
           </w:p>
         </w:tc>
@@ -10749,7 +10456,7 @@
                 <w:sz w:val="16"/>
                 <w:szCs w:val="16"/>
               </w:rPr>
-              <w:t xml:space="preserve">materials</w:t>
+              <w:t xml:space="preserve">produced</w:t>
             </w:r>
           </w:p>
         </w:tc>
@@ -10885,7 +10592,7 @@
                 <w:sz w:val="16"/>
                 <w:szCs w:val="16"/>
               </w:rPr>
-              <w:t xml:space="preserve">sales-volume variance</w:t>
+              <w:t xml:space="preserve">master-budget (static-budget) variance</w:t>
             </w:r>
           </w:p>
         </w:tc>
@@ -10920,7 +10627,7 @@
                 <w:sz w:val="16"/>
                 <w:szCs w:val="16"/>
               </w:rPr>
-              <w:t xml:space="preserve">concentrate</w:t>
+              <w:t xml:space="preserve">control</w:t>
             </w:r>
           </w:p>
         </w:tc>
@@ -10936,24 +10643,14 @@
           </w:tcPr>
           <w:p>
             <w:pPr>
-              <w:spacing w:before="12" w:after="12"/>
-            </w:pPr>
-            <w:r>
-              <w:rPr>
-                <w:b/>
-                <w:bCs/>
-                <w:color w:val="8186EF"/>
-                <w:sz w:val="16"/>
-                <w:szCs w:val="16"/>
-              </w:rPr>
-              <w:t xml:space="preserve">14  </w:t>
-            </w:r>
-            <w:r>
-              <w:rPr>
-                <w:sz w:val="16"/>
-                <w:szCs w:val="16"/>
-              </w:rPr>
-              <w:t xml:space="preserve">master-budget (static-budget) variance</w:t>
+              <w:spacing w:before="24" w:after="24"/>
+            </w:pPr>
+            <w:r>
+              <w:rPr>
+                <w:sz w:val="16"/>
+                <w:szCs w:val="16"/>
+              </w:rPr>
+              <w:t xml:space="preserve"/>
             </w:r>
           </w:p>
         </w:tc>
@@ -11140,7 +10837,7 @@
           <w:sz w:val="19"/>
           <w:szCs w:val="19"/>
         </w:rPr>
-        <w:t xml:space="preserve">This example follows the monthly review, where the </w:t>
+        <w:t xml:space="preserve">This example follows the </w:t>
       </w:r>
       <w:r>
         <w:rPr>
@@ -11172,7 +10869,7 @@
           <w:sz w:val="19"/>
           <w:szCs w:val="19"/>
         </w:rPr>
-        <w:t xml:space="preserve"> decides which variances to </w:t>
+        <w:t xml:space="preserve"> review, where the division decides which variances to </w:t>
       </w:r>
       <w:r>
         <w:rPr>
@@ -11301,7 +10998,7 @@
                 <w:sz w:val="16"/>
                 <w:szCs w:val="16"/>
               </w:rPr>
-              <w:t xml:space="preserve">management   ·   whether   ·   investigate   ·   division</w:t>
+              <w:t xml:space="preserve">management   ·   division   ·   investigate   ·   monthly</w:t>
             </w:r>
           </w:p>
         </w:tc>
@@ -12048,7 +11745,7 @@
                 <w:sz w:val="16"/>
                 <w:szCs w:val="16"/>
               </w:rPr>
-              <w:t xml:space="preserve">Variable costs   ·   28,800 F   ·   Follow up   ·   1,328 U   ·   24,600 U   ·   1,000 F</w:t>
+              <w:t xml:space="preserve">sales-price variance   ·   28,800 F   ·   Follow up   ·   1,328 U   ·   24,600 U   ·   1,000 F</w:t>
             </w:r>
           </w:p>
         </w:tc>
@@ -12211,7 +11908,7 @@
           <w:sz w:val="16"/>
           <w:szCs w:val="16"/>
         </w:rPr>
-        <w:t xml:space="preserve">      gaps 12–18</w:t>
+        <w:t xml:space="preserve">      gaps 12–16</w:t>
       </w:r>
     </w:p>
     <w:p>
@@ -12231,7 +11928,7 @@
           <w:sz w:val="19"/>
           <w:szCs w:val="19"/>
         </w:rPr>
-        <w:t xml:space="preserve">The favorable price variance is </w:t>
+        <w:t xml:space="preserve">The favorable price variance is investigated as well as the unfavorable ones, because the division wants to know </w:t>
       </w:r>
       <w:r>
         <w:rPr>
@@ -12249,7 +11946,7 @@
           <w:sz w:val="19"/>
           <w:szCs w:val="19"/>
         </w:rPr>
-        <w:t xml:space="preserve">              </w:t>
+        <w:t xml:space="preserve">           </w:t>
       </w:r>
       <w:r>
         <w:rPr>
@@ -12263,7 +11960,21 @@
           <w:sz w:val="19"/>
           <w:szCs w:val="19"/>
         </w:rPr>
-        <w:t xml:space="preserve"> as well as the </w:t>
+        <w:t xml:space="preserve"> the higher price can be kept. </w:t>
+      </w:r>
+      <w:r>
+        <w:rPr>
+          <w:sz w:val="19"/>
+          <w:szCs w:val="19"/>
+        </w:rPr>
+        <w:t xml:space="preserve">Labor and variable overhead are below the rule and are left alone. </w:t>
+      </w:r>
+      <w:r>
+        <w:rPr>
+          <w:sz w:val="19"/>
+          <w:szCs w:val="19"/>
+        </w:rPr>
+        <w:t xml:space="preserve">Volume was lost to a </w:t>
       </w:r>
       <w:r>
         <w:rPr>
@@ -12281,7 +11992,7 @@
           <w:sz w:val="19"/>
           <w:szCs w:val="19"/>
         </w:rPr>
-        <w:t xml:space="preserve">             </w:t>
+        <w:t xml:space="preserve">              </w:t>
       </w:r>
       <w:r>
         <w:rPr>
@@ -12295,14 +12006,14 @@
           <w:sz w:val="19"/>
           <w:szCs w:val="19"/>
         </w:rPr>
-        <w:t xml:space="preserve"> ones, because the division wants to know whether the higher price can be kept. </w:t>
-      </w:r>
-      <w:r>
-        <w:rPr>
-          <w:sz w:val="19"/>
-          <w:szCs w:val="19"/>
-        </w:rPr>
-        <w:t xml:space="preserve">Labor and </w:t>
+        <w:t xml:space="preserve"> promotion, not to poor selling. </w:t>
+      </w:r>
+      <w:r>
+        <w:rPr>
+          <w:sz w:val="19"/>
+          <w:szCs w:val="19"/>
+        </w:rPr>
+        <w:t xml:space="preserve">The higher price held because the promotion did not reach the hotel </w:t>
       </w:r>
       <w:r>
         <w:rPr>
@@ -12334,14 +12045,14 @@
           <w:sz w:val="19"/>
           <w:szCs w:val="19"/>
         </w:rPr>
-        <w:t xml:space="preserve"> overhead are below the rule and are left alone. </w:t>
-      </w:r>
-      <w:r>
-        <w:rPr>
-          <w:sz w:val="19"/>
-          <w:szCs w:val="19"/>
-        </w:rPr>
-        <w:t xml:space="preserve">Volume was lost to a </w:t>
+        <w:t xml:space="preserve">. </w:t>
+      </w:r>
+      <w:r>
+        <w:rPr>
+          <w:sz w:val="19"/>
+          <w:szCs w:val="19"/>
+        </w:rPr>
+        <w:t xml:space="preserve">The plant's </w:t>
       </w:r>
       <w:r>
         <w:rPr>
@@ -12359,7 +12070,7 @@
           <w:sz w:val="19"/>
           <w:szCs w:val="19"/>
         </w:rPr>
-        <w:t xml:space="preserve">              </w:t>
+        <w:t xml:space="preserve">           </w:t>
       </w:r>
       <w:r>
         <w:rPr>
@@ -12373,7 +12084,7 @@
           <w:sz w:val="19"/>
           <w:szCs w:val="19"/>
         </w:rPr>
-        <w:t xml:space="preserve"> promotion, not to poor </w:t>
+        <w:t xml:space="preserve"> came from one </w:t>
       </w:r>
       <w:r>
         <w:rPr>
@@ -12384,84 +12095,6 @@
           <w:szCs w:val="15"/>
         </w:rPr>
         <w:t xml:space="preserve"> (16) </w:t>
-      </w:r>
-      <w:r>
-        <w:rPr>
-          <w:u w:val="single"/>
-          <w:sz w:val="19"/>
-          <w:szCs w:val="19"/>
-        </w:rPr>
-        <w:t xml:space="preserve">           </w:t>
-      </w:r>
-      <w:r>
-        <w:rPr>
-          <w:sz w:val="19"/>
-          <w:szCs w:val="19"/>
-        </w:rPr>
-        <w:t xml:space="preserve"> </w:t>
-      </w:r>
-      <w:r>
-        <w:rPr>
-          <w:sz w:val="19"/>
-          <w:szCs w:val="19"/>
-        </w:rPr>
-        <w:t xml:space="preserve">. </w:t>
-      </w:r>
-      <w:r>
-        <w:rPr>
-          <w:sz w:val="19"/>
-          <w:szCs w:val="19"/>
-        </w:rPr>
-        <w:t xml:space="preserve">The higher price held because the promotion did not reach the hotel </w:t>
-      </w:r>
-      <w:r>
-        <w:rPr>
-          <w:b/>
-          <w:bCs/>
-          <w:color w:val="8186EF"/>
-          <w:sz w:val="15"/>
-          <w:szCs w:val="15"/>
-        </w:rPr>
-        <w:t xml:space="preserve"> (17) </w:t>
-      </w:r>
-      <w:r>
-        <w:rPr>
-          <w:u w:val="single"/>
-          <w:sz w:val="19"/>
-          <w:szCs w:val="19"/>
-        </w:rPr>
-        <w:t xml:space="preserve">           </w:t>
-      </w:r>
-      <w:r>
-        <w:rPr>
-          <w:sz w:val="19"/>
-          <w:szCs w:val="19"/>
-        </w:rPr>
-        <w:t xml:space="preserve"> </w:t>
-      </w:r>
-      <w:r>
-        <w:rPr>
-          <w:sz w:val="19"/>
-          <w:szCs w:val="19"/>
-        </w:rPr>
-        <w:t xml:space="preserve">. </w:t>
-      </w:r>
-      <w:r>
-        <w:rPr>
-          <w:sz w:val="19"/>
-          <w:szCs w:val="19"/>
-        </w:rPr>
-        <w:t xml:space="preserve">The plant's problems came from one </w:t>
-      </w:r>
-      <w:r>
-        <w:rPr>
-          <w:b/>
-          <w:bCs/>
-          <w:color w:val="8186EF"/>
-          <w:sz w:val="15"/>
-          <w:szCs w:val="15"/>
-        </w:rPr>
-        <w:t xml:space="preserve"> (18) </w:t>
       </w:r>
       <w:r>
         <w:rPr>
@@ -12541,7 +12174,54 @@
                 <w:sz w:val="16"/>
                 <w:szCs w:val="16"/>
               </w:rPr>
-              <w:t xml:space="preserve">changeover   ·   competitor's   ·   selling   ·   investigated   ·   unfavorable   ·   customers   ·   variable   ·   Together</w:t>
+              <w:t xml:space="preserve">selling   ·   whether   ·   changeover   ·   competitor's   ·   customers   ·   problems</w:t>
+            </w:r>
+          </w:p>
+        </w:tc>
+      </w:tr>
+    </w:tbl>
+    <w:p/>
+    <w:tbl>
+      <w:tblPr>
+        <w:tblW w:type="pct" w:w="100%"/>
+        <w:tblLayout w:type="fixed"/>
+        <w:tblBorders>
+          <w:top w:val="single" w:color="353A7C" w:sz="4"/>
+          <w:left w:val="single" w:color="353A7C" w:sz="4"/>
+          <w:bottom w:val="single" w:color="353A7C" w:sz="4"/>
+          <w:right w:val="single" w:color="353A7C" w:sz="4"/>
+          <w:insideH w:val="single" w:color="353A7C" w:sz="4"/>
+          <w:insideV w:val="single" w:color="353A7C" w:sz="4"/>
+        </w:tblBorders>
+      </w:tblPr>
+      <w:tblGrid>
+        <w:gridCol w:w="9600"/>
+      </w:tblGrid>
+      <w:tr>
+        <w:tc>
+          <w:tcPr>
+            <w:tcW w:type="pct" w:w="5000"/>
+            <w:shd w:fill="F2F4FB" w:val="clear"/>
+            <w:tcMar>
+              <w:top w:type="dxa" w:w="50"/>
+              <w:left w:type="dxa" w:w="110"/>
+              <w:bottom w:type="dxa" w:w="50"/>
+              <w:right w:type="dxa" w:w="110"/>
+            </w:tcMar>
+          </w:tcPr>
+          <w:p>
+            <w:pPr>
+              <w:spacing w:before="30" w:after="30"/>
+            </w:pPr>
+            <w:r>
+              <w:rPr>
+                <w:b/>
+                <w:bCs/>
+                <w:color w:val="353A7C"/>
+                <w:sz w:val="19"/>
+                <w:szCs w:val="19"/>
+              </w:rPr>
+              <w:t xml:space="preserve">Everything ties</w:t>
             </w:r>
           </w:p>
         </w:tc>
@@ -12558,6 +12238,19 @@
           <w:sz w:val="2"/>
         </w:rPr>
         <w:t xml:space="preserve"> </w:t>
+      </w:r>
+    </w:p>
+    <w:p>
+      <w:pPr>
+        <w:spacing w:before="20" w:after="20" w:line="360" w:lineRule="auto"/>
+        <w:ind w:left="200"/>
+      </w:pPr>
+      <w:r>
+        <w:rPr>
+          <w:sz w:val="19"/>
+          <w:szCs w:val="19"/>
+        </w:rPr>
+        <w:t xml:space="preserve">Together: $17,368 unfavorable, the master-budget variance.</w:t>
       </w:r>
     </w:p>
     <w:tbl>
@@ -12600,66 +12293,6 @@
                 <w:sz w:val="19"/>
                 <w:szCs w:val="19"/>
               </w:rPr>
-              <w:t xml:space="preserve">Everything ties</w:t>
-            </w:r>
-          </w:p>
-        </w:tc>
-      </w:tr>
-    </w:tbl>
-    <w:p/>
-    <w:p>
-      <w:pPr>
-        <w:spacing w:before="20" w:after="20" w:line="360" w:lineRule="auto"/>
-        <w:ind w:left="200"/>
-      </w:pPr>
-      <w:r>
-        <w:rPr>
-          <w:sz w:val="19"/>
-          <w:szCs w:val="19"/>
-        </w:rPr>
-        <w:t xml:space="preserve">Together: $17,368 unfavorable, the master-budget variance.</w:t>
-      </w:r>
-    </w:p>
-    <w:tbl>
-      <w:tblPr>
-        <w:tblW w:type="pct" w:w="100%"/>
-        <w:tblLayout w:type="fixed"/>
-        <w:tblBorders>
-          <w:top w:val="single" w:color="353A7C" w:sz="4"/>
-          <w:left w:val="single" w:color="353A7C" w:sz="4"/>
-          <w:bottom w:val="single" w:color="353A7C" w:sz="4"/>
-          <w:right w:val="single" w:color="353A7C" w:sz="4"/>
-          <w:insideH w:val="single" w:color="353A7C" w:sz="4"/>
-          <w:insideV w:val="single" w:color="353A7C" w:sz="4"/>
-        </w:tblBorders>
-      </w:tblPr>
-      <w:tblGrid>
-        <w:gridCol w:w="9600"/>
-      </w:tblGrid>
-      <w:tr>
-        <w:tc>
-          <w:tcPr>
-            <w:tcW w:type="pct" w:w="5000"/>
-            <w:shd w:fill="F2F4FB" w:val="clear"/>
-            <w:tcMar>
-              <w:top w:type="dxa" w:w="50"/>
-              <w:left w:type="dxa" w:w="110"/>
-              <w:bottom w:type="dxa" w:w="50"/>
-              <w:right w:type="dxa" w:w="110"/>
-            </w:tcMar>
-          </w:tcPr>
-          <w:p>
-            <w:pPr>
-              <w:spacing w:before="30" w:after="30"/>
-            </w:pPr>
-            <w:r>
-              <w:rPr>
-                <w:b/>
-                <w:bCs/>
-                <w:color w:val="353A7C"/>
-                <w:sz w:val="19"/>
-                <w:szCs w:val="19"/>
-              </w:rPr>
               <w:t xml:space="preserve">Exam view</w:t>
             </w:r>
           </w:p>
@@ -12687,7 +12320,7 @@
           <w:sz w:val="16"/>
           <w:szCs w:val="16"/>
         </w:rPr>
-        <w:t xml:space="preserve">      gaps 19–21</w:t>
+        <w:t xml:space="preserve">      gaps 17–19</w:t>
       </w:r>
     </w:p>
     <w:p>
@@ -12710,7 +12343,7 @@
           <w:sz w:val="15"/>
           <w:szCs w:val="15"/>
         </w:rPr>
-        <w:t xml:space="preserve"> (19) </w:t>
+        <w:t xml:space="preserve"> (17) </w:t>
       </w:r>
       <w:r>
         <w:rPr>
@@ -12749,7 +12382,7 @@
           <w:sz w:val="15"/>
           <w:szCs w:val="15"/>
         </w:rPr>
-        <w:t xml:space="preserve"> (20) </w:t>
+        <w:t xml:space="preserve"> (18) </w:t>
       </w:r>
       <w:r>
         <w:rPr>
@@ -12778,7 +12411,7 @@
           <w:sz w:val="19"/>
           <w:szCs w:val="19"/>
         </w:rPr>
-        <w:t xml:space="preserve">Label each as favorable or </w:t>
+        <w:t xml:space="preserve">Label each as favorable or unfavorable by its </w:t>
       </w:r>
       <w:r>
         <w:rPr>
@@ -12788,7 +12421,7 @@
           <w:sz w:val="15"/>
           <w:szCs w:val="15"/>
         </w:rPr>
-        <w:t xml:space="preserve"> (21) </w:t>
+        <w:t xml:space="preserve"> (19) </w:t>
       </w:r>
       <w:r>
         <w:rPr>
@@ -12796,7 +12429,7 @@
           <w:sz w:val="19"/>
           <w:szCs w:val="19"/>
         </w:rPr>
-        <w:t xml:space="preserve">             </w:t>
+        <w:t xml:space="preserve">           </w:t>
       </w:r>
       <w:r>
         <w:rPr>
@@ -12810,7 +12443,7 @@
           <w:sz w:val="19"/>
           <w:szCs w:val="19"/>
         </w:rPr>
-        <w:t xml:space="preserve"> by its effect on operating income. </w:t>
+        <w:t xml:space="preserve"> on operating income. </w:t>
       </w:r>
     </w:p>
     <w:tbl>
@@ -12868,7 +12501,7 @@
                 <w:sz w:val="16"/>
                 <w:szCs w:val="16"/>
               </w:rPr>
-              <w:t xml:space="preserve">unfavorable   ·   results   ·   sales-volume   ·   decides</w:t>
+              <w:t xml:space="preserve">effect   ·   results   ·   sales-volume   ·   Together</w:t>
             </w:r>
           </w:p>
         </w:tc>
@@ -13002,7 +12635,7 @@
                 <w:sz w:val="14"/>
                 <w:szCs w:val="14"/>
               </w:rPr>
-              <w:t xml:space="preserve">(22)</w:t>
+              <w:t xml:space="preserve">(20)</w:t>
             </w:r>
           </w:p>
         </w:tc>
@@ -13152,7 +12785,7 @@
                 <w:sz w:val="14"/>
                 <w:szCs w:val="14"/>
               </w:rPr>
-              <w:t xml:space="preserve">(23)</w:t>
+              <w:t xml:space="preserve">(21)</w:t>
             </w:r>
           </w:p>
         </w:tc>
@@ -13253,7 +12886,7 @@
                 <w:sz w:val="14"/>
                 <w:szCs w:val="14"/>
               </w:rPr>
-              <w:t xml:space="preserve">(24)</w:t>
+              <w:t xml:space="preserve">(22)</w:t>
             </w:r>
           </w:p>
         </w:tc>
@@ -13306,7 +12939,7 @@
                 <w:sz w:val="14"/>
                 <w:szCs w:val="14"/>
               </w:rPr>
-              <w:t xml:space="preserve">(25)</w:t>
+              <w:t xml:space="preserve">(23)</w:t>
             </w:r>
           </w:p>
         </w:tc>
@@ -13598,7 +13231,7 @@
                 <w:sz w:val="14"/>
                 <w:szCs w:val="14"/>
               </w:rPr>
-              <w:t xml:space="preserve">(26)</w:t>
+              <w:t xml:space="preserve">(24)</w:t>
             </w:r>
           </w:p>
         </w:tc>
@@ -13700,7 +13333,7 @@
                 <w:sz w:val="14"/>
                 <w:szCs w:val="14"/>
               </w:rPr>
-              <w:t xml:space="preserve">(27)</w:t>
+              <w:t xml:space="preserve">(25)</w:t>
             </w:r>
           </w:p>
         </w:tc>
@@ -13762,7 +13395,7 @@
                 <w:sz w:val="16"/>
                 <w:szCs w:val="16"/>
               </w:rPr>
-              <w:t xml:space="preserve">72,000 × $8.20 = $590,400   ·   72,000 × $11.80 = $849,600   ·   $590,400 − $350,000 = $240,400</w:t>
+              <w:t xml:space="preserve">Action under the 5% rule   ·   72,000 × $11.80 = $849,600   ·   $590,400 − $350,000 = $240,400</w:t>
             </w:r>
           </w:p>
         </w:tc>
@@ -13910,7 +13543,7 @@
                 <w:sz w:val="16"/>
                 <w:szCs w:val="16"/>
               </w:rPr>
-              <w:t xml:space="preserve">favorable variance   ·   sales-price variance   ·   flexible-budget variance</w:t>
+              <w:t xml:space="preserve">flexible-budget variance   ·   favorable variance</w:t>
             </w:r>
           </w:p>
         </w:tc>
@@ -14269,7 +13902,7 @@
                 <w:sz w:val="16"/>
                 <w:szCs w:val="16"/>
               </w:rPr>
-              <w:t xml:space="preserve">division</w:t>
+              <w:t xml:space="preserve">monthly</w:t>
             </w:r>
           </w:p>
         </w:tc>
@@ -14295,14 +13928,14 @@
                 <w:sz w:val="16"/>
                 <w:szCs w:val="16"/>
               </w:rPr>
-              <w:t xml:space="preserve">16  </w:t>
-            </w:r>
-            <w:r>
-              <w:rPr>
-                <w:sz w:val="16"/>
-                <w:szCs w:val="16"/>
-              </w:rPr>
-              <w:t xml:space="preserve">selling</w:t>
+              <w:t xml:space="preserve">14  </w:t>
+            </w:r>
+            <w:r>
+              <w:rPr>
+                <w:sz w:val="16"/>
+                <w:szCs w:val="16"/>
+              </w:rPr>
+              <w:t xml:space="preserve">customers</w:t>
             </w:r>
           </w:p>
         </w:tc>
@@ -14363,14 +13996,14 @@
                 <w:sz w:val="16"/>
                 <w:szCs w:val="16"/>
               </w:rPr>
-              <w:t xml:space="preserve">17  </w:t>
-            </w:r>
-            <w:r>
-              <w:rPr>
-                <w:sz w:val="16"/>
-                <w:szCs w:val="16"/>
-              </w:rPr>
-              <w:t xml:space="preserve">customers</w:t>
+              <w:t xml:space="preserve">15  </w:t>
+            </w:r>
+            <w:r>
+              <w:rPr>
+                <w:sz w:val="16"/>
+                <w:szCs w:val="16"/>
+              </w:rPr>
+              <w:t xml:space="preserve">problems</w:t>
             </w:r>
           </w:p>
         </w:tc>
@@ -14431,7 +14064,7 @@
                 <w:sz w:val="16"/>
                 <w:szCs w:val="16"/>
               </w:rPr>
-              <w:t xml:space="preserve">18  </w:t>
+              <w:t xml:space="preserve">16  </w:t>
             </w:r>
             <w:r>
               <w:rPr>
@@ -14499,7 +14132,7 @@
                 <w:sz w:val="16"/>
                 <w:szCs w:val="16"/>
               </w:rPr>
-              <w:t xml:space="preserve">19  </w:t>
+              <w:t xml:space="preserve">17  </w:t>
             </w:r>
             <w:r>
               <w:rPr>
@@ -14567,7 +14200,7 @@
                 <w:sz w:val="16"/>
                 <w:szCs w:val="16"/>
               </w:rPr>
-              <w:t xml:space="preserve">20  </w:t>
+              <w:t xml:space="preserve">18  </w:t>
             </w:r>
             <w:r>
               <w:rPr>
@@ -14635,14 +14268,14 @@
                 <w:sz w:val="16"/>
                 <w:szCs w:val="16"/>
               </w:rPr>
-              <w:t xml:space="preserve">21  </w:t>
-            </w:r>
-            <w:r>
-              <w:rPr>
-                <w:sz w:val="16"/>
-                <w:szCs w:val="16"/>
-              </w:rPr>
-              <w:t xml:space="preserve">unfavorable</w:t>
+              <w:t xml:space="preserve">19  </w:t>
+            </w:r>
+            <w:r>
+              <w:rPr>
+                <w:sz w:val="16"/>
+                <w:szCs w:val="16"/>
+              </w:rPr>
+              <w:t xml:space="preserve">effect</w:t>
             </w:r>
           </w:p>
         </w:tc>
@@ -14703,7 +14336,7 @@
                 <w:sz w:val="16"/>
                 <w:szCs w:val="16"/>
               </w:rPr>
-              <w:t xml:space="preserve">22  </w:t>
+              <w:t xml:space="preserve">20  </w:t>
             </w:r>
             <w:r>
               <w:rPr>
@@ -14771,7 +14404,7 @@
                 <w:sz w:val="16"/>
                 <w:szCs w:val="16"/>
               </w:rPr>
-              <w:t xml:space="preserve">23  </w:t>
+              <w:t xml:space="preserve">21  </w:t>
             </w:r>
             <w:r>
               <w:rPr>
@@ -14839,7 +14472,7 @@
                 <w:sz w:val="16"/>
                 <w:szCs w:val="16"/>
               </w:rPr>
-              <w:t xml:space="preserve">24  </w:t>
+              <w:t xml:space="preserve">22  </w:t>
             </w:r>
             <w:r>
               <w:rPr>
@@ -14907,7 +14540,7 @@
                 <w:sz w:val="16"/>
                 <w:szCs w:val="16"/>
               </w:rPr>
-              <w:t xml:space="preserve">25  </w:t>
+              <w:t xml:space="preserve">23  </w:t>
             </w:r>
             <w:r>
               <w:rPr>
@@ -14975,7 +14608,7 @@
                 <w:sz w:val="16"/>
                 <w:szCs w:val="16"/>
               </w:rPr>
-              <w:t xml:space="preserve">26  </w:t>
+              <w:t xml:space="preserve">24  </w:t>
             </w:r>
             <w:r>
               <w:rPr>
@@ -15017,7 +14650,7 @@
                 <w:sz w:val="16"/>
                 <w:szCs w:val="16"/>
               </w:rPr>
-              <w:t xml:space="preserve">investigated</w:t>
+              <w:t xml:space="preserve">whether</w:t>
             </w:r>
           </w:p>
         </w:tc>
@@ -15043,7 +14676,7 @@
                 <w:sz w:val="16"/>
                 <w:szCs w:val="16"/>
               </w:rPr>
-              <w:t xml:space="preserve">27  </w:t>
+              <w:t xml:space="preserve">25  </w:t>
             </w:r>
             <w:r>
               <w:rPr>
@@ -15085,7 +14718,7 @@
                 <w:sz w:val="16"/>
                 <w:szCs w:val="16"/>
               </w:rPr>
-              <w:t xml:space="preserve">unfavorable</w:t>
+              <w:t xml:space="preserve">competitor's</w:t>
             </w:r>
           </w:p>
         </w:tc>
@@ -15111,75 +14744,7 @@
                 <w:sz w:val="16"/>
                 <w:szCs w:val="16"/>
               </w:rPr>
-              <w:t xml:space="preserve">28  </w:t>
-            </w:r>
-            <w:r>
-              <w:rPr>
-                <w:sz w:val="16"/>
-                <w:szCs w:val="16"/>
-              </w:rPr>
-              <w:t xml:space="preserve">sales-price variance</w:t>
-            </w:r>
-          </w:p>
-        </w:tc>
-      </w:tr>
-      <w:tr>
-        <w:tc>
-          <w:tcPr>
-            <w:tcW w:type="pct" w:w="2500"/>
-            <w:tcMar>
-              <w:top w:type="dxa" w:w="20"/>
-              <w:left w:type="dxa" w:w="80"/>
-              <w:bottom w:type="dxa" w:w="20"/>
-              <w:right w:type="dxa" w:w="80"/>
-            </w:tcMar>
-          </w:tcPr>
-          <w:p>
-            <w:pPr>
-              <w:spacing w:before="12" w:after="12"/>
-            </w:pPr>
-            <w:r>
-              <w:rPr>
-                <w:b/>
-                <w:bCs/>
-                <w:color w:val="8186EF"/>
-                <w:sz w:val="16"/>
-                <w:szCs w:val="16"/>
-              </w:rPr>
-              <w:t xml:space="preserve">14  </w:t>
-            </w:r>
-            <w:r>
-              <w:rPr>
-                <w:sz w:val="16"/>
-                <w:szCs w:val="16"/>
-              </w:rPr>
-              <w:t xml:space="preserve">variable</w:t>
-            </w:r>
-          </w:p>
-        </w:tc>
-        <w:tc>
-          <w:tcPr>
-            <w:tcW w:type="pct" w:w="2500"/>
-            <w:tcMar>
-              <w:top w:type="dxa" w:w="20"/>
-              <w:left w:type="dxa" w:w="80"/>
-              <w:bottom w:type="dxa" w:w="20"/>
-              <w:right w:type="dxa" w:w="80"/>
-            </w:tcMar>
-          </w:tcPr>
-          <w:p>
-            <w:pPr>
-              <w:spacing w:before="12" w:after="12"/>
-            </w:pPr>
-            <w:r>
-              <w:rPr>
-                <w:b/>
-                <w:bCs/>
-                <w:color w:val="8186EF"/>
-                <w:sz w:val="16"/>
-                <w:szCs w:val="16"/>
-              </w:rPr>
-              <w:t xml:space="preserve">29  </w:t>
+              <w:t xml:space="preserve">26  </w:t>
             </w:r>
             <w:r>
               <w:rPr>
@@ -15187,64 +14752,6 @@
                 <w:szCs w:val="16"/>
               </w:rPr>
               <w:t xml:space="preserve">favorable variance</w:t>
-            </w:r>
-          </w:p>
-        </w:tc>
-      </w:tr>
-      <w:tr>
-        <w:tc>
-          <w:tcPr>
-            <w:tcW w:type="pct" w:w="2500"/>
-            <w:tcMar>
-              <w:top w:type="dxa" w:w="20"/>
-              <w:left w:type="dxa" w:w="80"/>
-              <w:bottom w:type="dxa" w:w="20"/>
-              <w:right w:type="dxa" w:w="80"/>
-            </w:tcMar>
-          </w:tcPr>
-          <w:p>
-            <w:pPr>
-              <w:spacing w:before="12" w:after="12"/>
-            </w:pPr>
-            <w:r>
-              <w:rPr>
-                <w:b/>
-                <w:bCs/>
-                <w:color w:val="8186EF"/>
-                <w:sz w:val="16"/>
-                <w:szCs w:val="16"/>
-              </w:rPr>
-              <w:t xml:space="preserve">15  </w:t>
-            </w:r>
-            <w:r>
-              <w:rPr>
-                <w:sz w:val="16"/>
-                <w:szCs w:val="16"/>
-              </w:rPr>
-              <w:t xml:space="preserve">competitor's</w:t>
-            </w:r>
-          </w:p>
-        </w:tc>
-        <w:tc>
-          <w:tcPr>
-            <w:tcW w:type="pct" w:w="2500"/>
-            <w:tcMar>
-              <w:top w:type="dxa" w:w="20"/>
-              <w:left w:type="dxa" w:w="80"/>
-              <w:bottom w:type="dxa" w:w="20"/>
-              <w:right w:type="dxa" w:w="80"/>
-            </w:tcMar>
-          </w:tcPr>
-          <w:p>
-            <w:pPr>
-              <w:spacing w:before="24" w:after="24"/>
-            </w:pPr>
-            <w:r>
-              <w:rPr>
-                <w:sz w:val="16"/>
-                <w:szCs w:val="16"/>
-              </w:rPr>
-              <w:t xml:space="preserve"/>
             </w:r>
           </w:p>
         </w:tc>
